--- a/templates/SARL/SARL_2026-07_Contrat-Domiciliation_Template.docx
+++ b/templates/SARL/SARL_2026-07_Contrat-Domiciliation_Template.docx
@@ -846,17 +846,17 @@
           <w:szCs w:val="14"/>
           <w:lang w:val="fr-FR"/>
         </w:rPr>
-        <w:t xml:space="preserve">ET, La   Société </w:t>
-      </w:r>
-      <w:r>
-        <w:rPr>
-          <w:b/>
-          <w:bCs/>
-          <w:sz w:val="14"/>
-          <w:szCs w:val="14"/>
-          <w:lang w:val="fr-FR"/>
-        </w:rPr>
-        <w:t xml:space="preserve">« </w:t>
+        <w:t xml:space="preserve">ET, La   Société « _SOCIETE_RAISON_SOCIALE_ _SOCIETE_FORME_JURIDIQUE_ , en   cours   de   formation, inscrite   à   l’ICE   sous   le   N° _SOCIETE_ICE_, représentée par son Gérant :</w:t>
+      </w:r>
+      <w:r>
+        <w:rPr>
+          <w:b/>
+          <w:bCs/>
+          <w:sz w:val="14"/>
+          <w:szCs w:val="14"/>
+          <w:lang w:val="fr-FR"/>
+        </w:rPr>
+        <w:t xml:space="preserve"/>
       </w:r>
       <w:proofErr w:type="gramStart"/>
       <w:r>
@@ -867,7 +867,7 @@
           <w:szCs w:val="14"/>
           <w:lang w:val="fr-FR"/>
         </w:rPr>
-        <w:t>{{ SOCIETE</w:t>
+        <w:t/>
       </w:r>
       <w:proofErr w:type="gramEnd"/>
       <w:r>
@@ -878,7 +878,7 @@
           <w:szCs w:val="14"/>
           <w:lang w:val="fr-FR"/>
         </w:rPr>
-        <w:t>_RAISON_</w:t>
+        <w:t/>
       </w:r>
       <w:proofErr w:type="gramStart"/>
       <w:r>
@@ -889,7 +889,7 @@
           <w:szCs w:val="14"/>
           <w:lang w:val="fr-FR"/>
         </w:rPr>
-        <w:t>SOCIALE }</w:t>
+        <w:t/>
       </w:r>
       <w:proofErr w:type="gramEnd"/>
       <w:r>
@@ -900,7 +900,7 @@
           <w:szCs w:val="14"/>
           <w:lang w:val="fr-FR"/>
         </w:rPr>
-        <w:t xml:space="preserve">} </w:t>
+        <w:t xml:space="preserve"/>
       </w:r>
       <w:proofErr w:type="gramStart"/>
       <w:r>
@@ -911,7 +911,7 @@
           <w:szCs w:val="14"/>
           <w:lang w:val="fr-FR"/>
         </w:rPr>
-        <w:t>{{ SOCIETE</w:t>
+        <w:t/>
       </w:r>
       <w:proofErr w:type="gramEnd"/>
       <w:r>
@@ -922,7 +922,7 @@
           <w:szCs w:val="14"/>
           <w:lang w:val="fr-FR"/>
         </w:rPr>
-        <w:t>_FORME_</w:t>
+        <w:t/>
       </w:r>
       <w:proofErr w:type="gramStart"/>
       <w:r>
@@ -933,7 +933,7 @@
           <w:szCs w:val="14"/>
           <w:lang w:val="fr-FR"/>
         </w:rPr>
-        <w:t>JURIDIQUE }</w:t>
+        <w:t/>
       </w:r>
       <w:proofErr w:type="gramEnd"/>
       <w:r>
@@ -944,25 +944,25 @@
           <w:szCs w:val="14"/>
           <w:lang w:val="fr-FR"/>
         </w:rPr>
-        <w:t xml:space="preserve">} </w:t>
-      </w:r>
-      <w:r>
-        <w:rPr>
-          <w:b/>
-          <w:bCs/>
-          <w:sz w:val="14"/>
-          <w:szCs w:val="14"/>
-          <w:lang w:val="fr-FR"/>
-        </w:rPr>
-        <w:t>,</w:t>
-      </w:r>
-      <w:r>
-        <w:rPr>
-          <w:sz w:val="14"/>
-          <w:szCs w:val="14"/>
-          <w:lang w:val="fr-FR"/>
-        </w:rPr>
-        <w:t xml:space="preserve"> en   cours   de   formation, inscrite   à   l’ICE   sous   le   N° </w:t>
+        <w:t xml:space="preserve"/>
+      </w:r>
+      <w:r>
+        <w:rPr>
+          <w:b/>
+          <w:bCs/>
+          <w:sz w:val="14"/>
+          <w:szCs w:val="14"/>
+          <w:lang w:val="fr-FR"/>
+        </w:rPr>
+        <w:t/>
+      </w:r>
+      <w:r>
+        <w:rPr>
+          <w:sz w:val="14"/>
+          <w:szCs w:val="14"/>
+          <w:lang w:val="fr-FR"/>
+        </w:rPr>
+        <w:t xml:space="preserve"/>
       </w:r>
       <w:proofErr w:type="gramStart"/>
       <w:r>
@@ -973,7 +973,7 @@
           <w:szCs w:val="14"/>
           <w:lang w:val="fr-FR"/>
         </w:rPr>
-        <w:t>{{ SOCIETE</w:t>
+        <w:t/>
       </w:r>
       <w:proofErr w:type="gramEnd"/>
       <w:r>
@@ -984,7 +984,7 @@
           <w:szCs w:val="14"/>
           <w:lang w:val="fr-FR"/>
         </w:rPr>
-        <w:t>_</w:t>
+        <w:t/>
       </w:r>
       <w:proofErr w:type="gramStart"/>
       <w:r>
@@ -995,7 +995,7 @@
           <w:szCs w:val="14"/>
           <w:lang w:val="fr-FR"/>
         </w:rPr>
-        <w:t>ICE }</w:t>
+        <w:t/>
       </w:r>
       <w:proofErr w:type="gramEnd"/>
       <w:r>
@@ -1006,15 +1006,15 @@
           <w:szCs w:val="14"/>
           <w:lang w:val="fr-FR"/>
         </w:rPr>
-        <w:t>}</w:t>
-      </w:r>
-      <w:r>
-        <w:rPr>
-          <w:sz w:val="14"/>
-          <w:szCs w:val="14"/>
-          <w:lang w:val="fr-FR"/>
-        </w:rPr>
-        <w:t>, représentée par son Gérant :</w:t>
+        <w:t/>
+      </w:r>
+      <w:r>
+        <w:rPr>
+          <w:sz w:val="14"/>
+          <w:szCs w:val="14"/>
+          <w:lang w:val="fr-FR"/>
+        </w:rPr>
+        <w:t/>
       </w:r>
     </w:p>
     <w:tbl>
@@ -1055,7 +1055,7 @@
                 <w:szCs w:val="14"/>
                 <w:lang w:val="fr-FR"/>
               </w:rPr>
-              <w:t>{{ ASSOCIE</w:t>
+              <w:t>_ASSOCIE_CIVILITE_</w:t>
             </w:r>
             <w:proofErr w:type="gramEnd"/>
             <w:r>
@@ -1066,7 +1066,7 @@
                 <w:szCs w:val="14"/>
                 <w:lang w:val="fr-FR"/>
               </w:rPr>
-              <w:t>_CIVILITE }}</w:t>
+              <w:t/>
             </w:r>
           </w:p>
         </w:tc>
@@ -1094,7 +1094,7 @@
                 <w:szCs w:val="14"/>
                 <w:lang w:val="fr-FR"/>
               </w:rPr>
-              <w:t>{{ ASSOCIE</w:t>
+              <w:t>_ASSOCIE_PRENOM_ _ASSOCIE_NOM_</w:t>
             </w:r>
             <w:proofErr w:type="gramEnd"/>
             <w:r>
@@ -1105,7 +1105,7 @@
                 <w:szCs w:val="14"/>
                 <w:lang w:val="fr-FR"/>
               </w:rPr>
-              <w:t>_</w:t>
+              <w:t/>
             </w:r>
             <w:proofErr w:type="gramStart"/>
             <w:r>
@@ -1116,7 +1116,7 @@
                 <w:szCs w:val="14"/>
                 <w:lang w:val="fr-FR"/>
               </w:rPr>
-              <w:t>PRENOM }</w:t>
+              <w:t/>
             </w:r>
             <w:proofErr w:type="gramEnd"/>
             <w:r>
@@ -1127,7 +1127,7 @@
                 <w:szCs w:val="14"/>
                 <w:lang w:val="fr-FR"/>
               </w:rPr>
-              <w:t xml:space="preserve">} </w:t>
+              <w:t xml:space="preserve"/>
             </w:r>
             <w:proofErr w:type="gramStart"/>
             <w:r>
@@ -1138,7 +1138,7 @@
                 <w:szCs w:val="14"/>
                 <w:lang w:val="fr-FR"/>
               </w:rPr>
-              <w:t>{{ ASSOCIE</w:t>
+              <w:t/>
             </w:r>
             <w:proofErr w:type="gramEnd"/>
             <w:r>
@@ -1149,7 +1149,7 @@
                 <w:szCs w:val="14"/>
                 <w:lang w:val="fr-FR"/>
               </w:rPr>
-              <w:t>_NOM }}</w:t>
+              <w:t/>
             </w:r>
           </w:p>
         </w:tc>
@@ -1209,7 +1209,7 @@
                 <w:szCs w:val="14"/>
                 <w:lang w:val="fr-FR"/>
               </w:rPr>
-              <w:t>{{ ASSOCIE</w:t>
+              <w:t>_ASSOCIE_DATE_NAISSANCE_</w:t>
             </w:r>
             <w:proofErr w:type="gramEnd"/>
             <w:r>
@@ -1220,7 +1220,7 @@
                 <w:szCs w:val="14"/>
                 <w:lang w:val="fr-FR"/>
               </w:rPr>
-              <w:t>_DATE_NAISSANCE }}</w:t>
+              <w:t/>
             </w:r>
           </w:p>
         </w:tc>
@@ -1280,7 +1280,7 @@
                 <w:szCs w:val="14"/>
                 <w:lang w:val="fr-FR"/>
               </w:rPr>
-              <w:t>{{ ASSOCIE</w:t>
+              <w:t>_ASSOCIE_NATIONALITE_</w:t>
             </w:r>
             <w:proofErr w:type="gramEnd"/>
             <w:r>
@@ -1291,7 +1291,7 @@
                 <w:szCs w:val="14"/>
                 <w:lang w:val="fr-FR"/>
               </w:rPr>
-              <w:t>_NATIONALITE }}</w:t>
+              <w:t/>
             </w:r>
           </w:p>
         </w:tc>
@@ -1381,7 +1381,7 @@
                 <w:szCs w:val="14"/>
                 <w:lang w:val="fr-FR"/>
               </w:rPr>
-              <w:t>{{ ASSOCIE</w:t>
+              <w:t>_ASSOCIE_CIN_</w:t>
             </w:r>
             <w:proofErr w:type="gramEnd"/>
             <w:r>
@@ -1392,7 +1392,7 @@
                 <w:szCs w:val="14"/>
                 <w:lang w:val="fr-FR"/>
               </w:rPr>
-              <w:t>_CIN }}</w:t>
+              <w:t/>
             </w:r>
           </w:p>
         </w:tc>
@@ -1452,7 +1452,7 @@
                 <w:szCs w:val="14"/>
                 <w:lang w:val="fr-FR"/>
               </w:rPr>
-              <w:t>{{ ASSOCIE</w:t>
+              <w:t>_ASSOCIE_ADRESSE_</w:t>
             </w:r>
             <w:proofErr w:type="gramEnd"/>
             <w:r>
@@ -1463,7 +1463,7 @@
                 <w:szCs w:val="14"/>
                 <w:lang w:val="fr-FR"/>
               </w:rPr>
-              <w:t>_ADRESSE }}</w:t>
+              <w:t/>
             </w:r>
           </w:p>
         </w:tc>
@@ -1523,7 +1523,7 @@
                 <w:szCs w:val="14"/>
                 <w:lang w:val="fr-FR"/>
               </w:rPr>
-              <w:t>{{ ASSOCIE</w:t>
+              <w:t>_ASSOCIE_QUALITE_</w:t>
             </w:r>
             <w:proofErr w:type="gramEnd"/>
             <w:r>
@@ -1534,7 +1534,7 @@
                 <w:szCs w:val="14"/>
                 <w:lang w:val="fr-FR"/>
               </w:rPr>
-              <w:t>_QUALITE }}</w:t>
+              <w:t/>
             </w:r>
           </w:p>
         </w:tc>
@@ -1594,7 +1594,7 @@
                 <w:szCs w:val="14"/>
                 <w:lang w:val="fr-FR"/>
               </w:rPr>
-              <w:t>{{ ASSOCIE</w:t>
+              <w:t>_ASSOCIE_TELEPHONE_</w:t>
             </w:r>
             <w:proofErr w:type="gramEnd"/>
             <w:r>
@@ -1605,7 +1605,7 @@
                 <w:szCs w:val="14"/>
                 <w:lang w:val="fr-FR"/>
               </w:rPr>
-              <w:t>_TELEPHONE }}</w:t>
+              <w:t/>
             </w:r>
           </w:p>
         </w:tc>
@@ -1675,7 +1675,7 @@
                 <w:szCs w:val="14"/>
                 <w:lang w:val="fr-FR"/>
               </w:rPr>
-              <w:t>{{ ASSOCIE</w:t>
+              <w:t>_ASSOCIE_EMAIL_</w:t>
             </w:r>
             <w:proofErr w:type="gramEnd"/>
             <w:r>
@@ -1686,7 +1686,7 @@
                 <w:szCs w:val="14"/>
                 <w:lang w:val="fr-FR"/>
               </w:rPr>
-              <w:t>_EMAIL }}</w:t>
+              <w:t/>
             </w:r>
           </w:p>
         </w:tc>
@@ -1847,7 +1847,7 @@
           <w:szCs w:val="14"/>
           <w:lang w:val="fr-FR"/>
         </w:rPr>
-        <w:t xml:space="preserve">Le présent contrat est conclu pour la domiciliation du siège de la société </w:t>
+        <w:t xml:space="preserve">Le présent contrat est conclu pour la domiciliation du siège de la société _SOCIETE_RAISON_SOCIALE_ _SOCIETE_FORME_JURIDIQUE_ , en cours de création, identifiée sous l’ICE n° _SOCIETE_ICE_, en application des dispositions de la loi n°15‑95 formant Code de commerce, telle que modifiée et complétée.</w:t>
       </w:r>
       <w:proofErr w:type="gramStart"/>
       <w:r>
@@ -1858,7 +1858,7 @@
           <w:szCs w:val="14"/>
           <w:lang w:val="fr-FR"/>
         </w:rPr>
-        <w:t>{{ SOCIETE</w:t>
+        <w:t/>
       </w:r>
       <w:proofErr w:type="gramEnd"/>
       <w:r>
@@ -1869,7 +1869,7 @@
           <w:szCs w:val="14"/>
           <w:lang w:val="fr-FR"/>
         </w:rPr>
-        <w:t>_RAISON_</w:t>
+        <w:t/>
       </w:r>
       <w:proofErr w:type="gramStart"/>
       <w:r>
@@ -1880,7 +1880,7 @@
           <w:szCs w:val="14"/>
           <w:lang w:val="fr-FR"/>
         </w:rPr>
-        <w:t>SOCIALE }</w:t>
+        <w:t/>
       </w:r>
       <w:proofErr w:type="gramEnd"/>
       <w:r>
@@ -1891,7 +1891,7 @@
           <w:szCs w:val="14"/>
           <w:lang w:val="fr-FR"/>
         </w:rPr>
-        <w:t xml:space="preserve">} </w:t>
+        <w:t xml:space="preserve"/>
       </w:r>
       <w:proofErr w:type="gramStart"/>
       <w:r>
@@ -1902,7 +1902,7 @@
           <w:szCs w:val="14"/>
           <w:lang w:val="fr-FR"/>
         </w:rPr>
-        <w:t>{{ SOCIETE</w:t>
+        <w:t/>
       </w:r>
       <w:proofErr w:type="gramEnd"/>
       <w:r>
@@ -1913,7 +1913,7 @@
           <w:szCs w:val="14"/>
           <w:lang w:val="fr-FR"/>
         </w:rPr>
-        <w:t>_FORME_</w:t>
+        <w:t/>
       </w:r>
       <w:proofErr w:type="gramStart"/>
       <w:r>
@@ -1924,7 +1924,7 @@
           <w:szCs w:val="14"/>
           <w:lang w:val="fr-FR"/>
         </w:rPr>
-        <w:t>JURIDIQUE }</w:t>
+        <w:t/>
       </w:r>
       <w:proofErr w:type="gramEnd"/>
       <w:r>
@@ -1935,47 +1935,47 @@
           <w:szCs w:val="14"/>
           <w:lang w:val="fr-FR"/>
         </w:rPr>
-        <w:t xml:space="preserve">} </w:t>
-      </w:r>
-      <w:r>
-        <w:rPr>
-          <w:sz w:val="14"/>
-          <w:szCs w:val="14"/>
-          <w:lang w:val="fr-FR"/>
-        </w:rPr>
-        <w:t xml:space="preserve">, en cours </w:t>
-      </w:r>
-      <w:r>
-        <w:rPr>
-          <w:sz w:val="14"/>
-          <w:szCs w:val="14"/>
-          <w:lang w:val="fr-FR"/>
-        </w:rPr>
-        <w:t xml:space="preserve">de </w:t>
-      </w:r>
-      <w:r>
-        <w:rPr>
-          <w:sz w:val="14"/>
-          <w:szCs w:val="14"/>
-          <w:lang w:val="fr-FR"/>
-        </w:rPr>
-        <w:t>création</w:t>
-      </w:r>
-      <w:r>
-        <w:rPr>
-          <w:sz w:val="14"/>
-          <w:szCs w:val="14"/>
-          <w:lang w:val="fr-FR"/>
-        </w:rPr>
-        <w:t xml:space="preserve">, </w:t>
-      </w:r>
-      <w:r>
-        <w:rPr>
-          <w:sz w:val="14"/>
-          <w:szCs w:val="14"/>
-          <w:lang w:val="fr-FR"/>
-        </w:rPr>
-        <w:t xml:space="preserve">identifiée sous l’ICE n° </w:t>
+        <w:t xml:space="preserve"/>
+      </w:r>
+      <w:r>
+        <w:rPr>
+          <w:sz w:val="14"/>
+          <w:szCs w:val="14"/>
+          <w:lang w:val="fr-FR"/>
+        </w:rPr>
+        <w:t xml:space="preserve"/>
+      </w:r>
+      <w:r>
+        <w:rPr>
+          <w:sz w:val="14"/>
+          <w:szCs w:val="14"/>
+          <w:lang w:val="fr-FR"/>
+        </w:rPr>
+        <w:t xml:space="preserve"/>
+      </w:r>
+      <w:r>
+        <w:rPr>
+          <w:sz w:val="14"/>
+          <w:szCs w:val="14"/>
+          <w:lang w:val="fr-FR"/>
+        </w:rPr>
+        <w:t/>
+      </w:r>
+      <w:r>
+        <w:rPr>
+          <w:sz w:val="14"/>
+          <w:szCs w:val="14"/>
+          <w:lang w:val="fr-FR"/>
+        </w:rPr>
+        <w:t xml:space="preserve"/>
+      </w:r>
+      <w:r>
+        <w:rPr>
+          <w:sz w:val="14"/>
+          <w:szCs w:val="14"/>
+          <w:lang w:val="fr-FR"/>
+        </w:rPr>
+        <w:t xml:space="preserve"/>
       </w:r>
       <w:proofErr w:type="gramStart"/>
       <w:r>
@@ -1986,7 +1986,7 @@
           <w:szCs w:val="14"/>
           <w:lang w:val="fr-FR"/>
         </w:rPr>
-        <w:t>{{ SOCIETE</w:t>
+        <w:t/>
       </w:r>
       <w:proofErr w:type="gramEnd"/>
       <w:r>
@@ -1997,7 +1997,7 @@
           <w:szCs w:val="14"/>
           <w:lang w:val="fr-FR"/>
         </w:rPr>
-        <w:t>_</w:t>
+        <w:t/>
       </w:r>
       <w:proofErr w:type="gramStart"/>
       <w:r>
@@ -2008,7 +2008,7 @@
           <w:szCs w:val="14"/>
           <w:lang w:val="fr-FR"/>
         </w:rPr>
-        <w:t>ICE }</w:t>
+        <w:t/>
       </w:r>
       <w:proofErr w:type="gramEnd"/>
       <w:r>
@@ -2019,23 +2019,23 @@
           <w:szCs w:val="14"/>
           <w:lang w:val="fr-FR"/>
         </w:rPr>
-        <w:t>},</w:t>
-      </w:r>
-      <w:r>
-        <w:rPr>
-          <w:sz w:val="14"/>
-          <w:szCs w:val="14"/>
-          <w:lang w:val="fr-FR"/>
-        </w:rPr>
-        <w:t xml:space="preserve"> </w:t>
-      </w:r>
-      <w:r>
-        <w:rPr>
-          <w:sz w:val="14"/>
-          <w:szCs w:val="14"/>
-          <w:lang w:val="fr-FR"/>
-        </w:rPr>
-        <w:t>en application des dispositions de la loi n°15</w:t>
+        <w:t/>
+      </w:r>
+      <w:r>
+        <w:rPr>
+          <w:sz w:val="14"/>
+          <w:szCs w:val="14"/>
+          <w:lang w:val="fr-FR"/>
+        </w:rPr>
+        <w:t xml:space="preserve"/>
+      </w:r>
+      <w:r>
+        <w:rPr>
+          <w:sz w:val="14"/>
+          <w:szCs w:val="14"/>
+          <w:lang w:val="fr-FR"/>
+        </w:rPr>
+        <w:t/>
       </w:r>
       <w:r>
         <w:rPr>
@@ -2044,15 +2044,15 @@
           <w:szCs w:val="14"/>
           <w:lang w:val="fr-FR"/>
         </w:rPr>
-        <w:t>‑</w:t>
-      </w:r>
-      <w:r>
-        <w:rPr>
-          <w:sz w:val="14"/>
-          <w:szCs w:val="14"/>
-          <w:lang w:val="fr-FR"/>
-        </w:rPr>
-        <w:t xml:space="preserve">95 </w:t>
+        <w:t/>
+      </w:r>
+      <w:r>
+        <w:rPr>
+          <w:sz w:val="14"/>
+          <w:szCs w:val="14"/>
+          <w:lang w:val="fr-FR"/>
+        </w:rPr>
+        <w:t xml:space="preserve"/>
       </w:r>
       <w:proofErr w:type="gramStart"/>
       <w:r>
@@ -2061,7 +2061,7 @@
           <w:szCs w:val="14"/>
           <w:lang w:val="fr-FR"/>
         </w:rPr>
-        <w:t>formant</w:t>
+        <w:t/>
       </w:r>
       <w:proofErr w:type="gramEnd"/>
       <w:r>
@@ -2070,31 +2070,31 @@
           <w:szCs w:val="14"/>
           <w:lang w:val="fr-FR"/>
         </w:rPr>
-        <w:t xml:space="preserve"> Code de commerce,</w:t>
-      </w:r>
-      <w:r>
-        <w:rPr>
-          <w:sz w:val="14"/>
-          <w:szCs w:val="14"/>
-          <w:lang w:val="fr-FR"/>
-        </w:rPr>
-        <w:t xml:space="preserve"> </w:t>
-      </w:r>
-      <w:r>
-        <w:rPr>
-          <w:sz w:val="14"/>
-          <w:szCs w:val="14"/>
-          <w:lang w:val="fr-FR"/>
-        </w:rPr>
-        <w:t>telle que modifiée et complétée</w:t>
-      </w:r>
-      <w:r>
-        <w:rPr>
-          <w:sz w:val="14"/>
-          <w:szCs w:val="14"/>
-          <w:lang w:val="fr-FR"/>
-        </w:rPr>
-        <w:t>.</w:t>
+        <w:t xml:space="preserve"/>
+      </w:r>
+      <w:r>
+        <w:rPr>
+          <w:sz w:val="14"/>
+          <w:szCs w:val="14"/>
+          <w:lang w:val="fr-FR"/>
+        </w:rPr>
+        <w:t xml:space="preserve"/>
+      </w:r>
+      <w:r>
+        <w:rPr>
+          <w:sz w:val="14"/>
+          <w:szCs w:val="14"/>
+          <w:lang w:val="fr-FR"/>
+        </w:rPr>
+        <w:t/>
+      </w:r>
+      <w:r>
+        <w:rPr>
+          <w:sz w:val="14"/>
+          <w:szCs w:val="14"/>
+          <w:lang w:val="fr-FR"/>
+        </w:rPr>
+        <w:t/>
       </w:r>
     </w:p>
     <w:p>
@@ -3229,7 +3229,7 @@
           <w:szCs w:val="14"/>
           <w:lang w:val="fr-FR"/>
         </w:rPr>
-        <w:t xml:space="preserve">Le présent contrat est prévu pour une durée de : </w:t>
+        <w:t xml:space="preserve">Le présent contrat est prévu pour une durée de : _CONTRAT_DUREE_MOIS_ Mois du _CONTRAT_DATE_DEBUT_ au _CONTRAT_DATE_FIN_, renouvelable par tacite reconduction. </w:t>
       </w:r>
       <w:proofErr w:type="gramStart"/>
       <w:r>
@@ -3240,7 +3240,7 @@
           <w:szCs w:val="14"/>
           <w:lang w:val="fr-FR"/>
         </w:rPr>
-        <w:t>{{ CONTRAT</w:t>
+        <w:t/>
       </w:r>
       <w:proofErr w:type="gramEnd"/>
       <w:r>
@@ -3251,7 +3251,7 @@
           <w:szCs w:val="14"/>
           <w:lang w:val="fr-FR"/>
         </w:rPr>
-        <w:t>_DUREE_</w:t>
+        <w:t/>
       </w:r>
       <w:proofErr w:type="gramStart"/>
       <w:r>
@@ -3262,7 +3262,7 @@
           <w:szCs w:val="14"/>
           <w:lang w:val="fr-FR"/>
         </w:rPr>
-        <w:t>MOIS }</w:t>
+        <w:t/>
       </w:r>
       <w:proofErr w:type="gramEnd"/>
       <w:r>
@@ -3273,15 +3273,15 @@
           <w:szCs w:val="14"/>
           <w:lang w:val="fr-FR"/>
         </w:rPr>
-        <w:t>}</w:t>
-      </w:r>
-      <w:r>
-        <w:rPr>
-          <w:sz w:val="14"/>
-          <w:szCs w:val="14"/>
-          <w:lang w:val="fr-FR"/>
-        </w:rPr>
-        <w:t xml:space="preserve"> Mois du </w:t>
+        <w:t/>
+      </w:r>
+      <w:r>
+        <w:rPr>
+          <w:sz w:val="14"/>
+          <w:szCs w:val="14"/>
+          <w:lang w:val="fr-FR"/>
+        </w:rPr>
+        <w:t xml:space="preserve"/>
       </w:r>
       <w:proofErr w:type="gramStart"/>
       <w:r>
@@ -3292,7 +3292,7 @@
           <w:szCs w:val="14"/>
           <w:lang w:val="fr-FR"/>
         </w:rPr>
-        <w:t>{{ CONTRAT</w:t>
+        <w:t/>
       </w:r>
       <w:proofErr w:type="gramEnd"/>
       <w:r>
@@ -3303,7 +3303,7 @@
           <w:szCs w:val="14"/>
           <w:lang w:val="fr-FR"/>
         </w:rPr>
-        <w:t>_DATE_</w:t>
+        <w:t/>
       </w:r>
       <w:proofErr w:type="gramStart"/>
       <w:r>
@@ -3314,7 +3314,7 @@
           <w:szCs w:val="14"/>
           <w:lang w:val="fr-FR"/>
         </w:rPr>
-        <w:t>DEBUT }</w:t>
+        <w:t/>
       </w:r>
       <w:proofErr w:type="gramEnd"/>
       <w:r>
@@ -3325,15 +3325,15 @@
           <w:szCs w:val="14"/>
           <w:lang w:val="fr-FR"/>
         </w:rPr>
-        <w:t>}</w:t>
-      </w:r>
-      <w:r>
-        <w:rPr>
-          <w:sz w:val="14"/>
-          <w:szCs w:val="14"/>
-          <w:lang w:val="fr-FR"/>
-        </w:rPr>
-        <w:t xml:space="preserve"> au </w:t>
+        <w:t/>
+      </w:r>
+      <w:r>
+        <w:rPr>
+          <w:sz w:val="14"/>
+          <w:szCs w:val="14"/>
+          <w:lang w:val="fr-FR"/>
+        </w:rPr>
+        <w:t xml:space="preserve"/>
       </w:r>
       <w:proofErr w:type="gramStart"/>
       <w:r>
@@ -3344,7 +3344,7 @@
           <w:szCs w:val="14"/>
           <w:lang w:val="fr-FR"/>
         </w:rPr>
-        <w:t>{{ CONTRAT</w:t>
+        <w:t/>
       </w:r>
       <w:proofErr w:type="gramEnd"/>
       <w:r>
@@ -3355,7 +3355,7 @@
           <w:szCs w:val="14"/>
           <w:lang w:val="fr-FR"/>
         </w:rPr>
-        <w:t>_DATE_</w:t>
+        <w:t/>
       </w:r>
       <w:proofErr w:type="gramStart"/>
       <w:r>
@@ -3366,7 +3366,7 @@
           <w:szCs w:val="14"/>
           <w:lang w:val="fr-FR"/>
         </w:rPr>
-        <w:t>FIN }</w:t>
+        <w:t/>
       </w:r>
       <w:proofErr w:type="gramEnd"/>
       <w:r>
@@ -3377,12 +3377,135 @@
           <w:szCs w:val="14"/>
           <w:lang w:val="fr-FR"/>
         </w:rPr>
-        <w:t>},</w:t>
-      </w:r>
-      <w:r>
-        <w:rPr>
-          <w:sz w:val="14"/>
-          <w:szCs w:val="14"/>
+        <w:t/>
+      </w:r>
+      <w:r>
+        <w:rPr>
+          <w:sz w:val="14"/>
+          <w:szCs w:val="14"/>
+          <w:lang w:val="fr-FR"/>
+        </w:rPr>
+        <w:t xml:space="preserve"/>
+      </w:r>
+      <w:r>
+        <w:rPr>
+          <w:b/>
+          <w:bCs/>
+          <w:sz w:val="14"/>
+          <w:szCs w:val="14"/>
+          <w:u w:val="single"/>
+          <w:lang w:val="fr-FR"/>
+        </w:rPr>
+        <w:t xml:space="preserve"/>
+      </w:r>
+      <w:r>
+        <w:rPr>
+          <w:b/>
+          <w:bCs/>
+          <w:sz w:val="14"/>
+          <w:szCs w:val="14"/>
+          <w:u w:val="single"/>
+          <w:lang w:val="fr-FR"/>
+        </w:rPr>
+        <w:t/>
+      </w:r>
+      <w:r>
+        <w:rPr>
+          <w:sz w:val="14"/>
+          <w:szCs w:val="14"/>
+          <w:lang w:val="fr-FR"/>
+        </w:rPr>
+        <w:t xml:space="preserve"/>
+      </w:r>
+    </w:p>
+    <w:p>
+      <w:pPr>
+        <w:jc w:val="both"/>
+        <w:rPr>
+          <w:sz w:val="14"/>
+          <w:szCs w:val="14"/>
+          <w:lang w:val="fr-FR"/>
+        </w:rPr>
+      </w:pPr>
+      <w:r>
+        <w:rPr>
+          <w:sz w:val="14"/>
+          <w:szCs w:val="14"/>
+          <w:lang w:val="fr-FR"/>
+        </w:rPr>
+        <w:t>A l’expiration de la durée du contrat de domiciliation ou en cas de sa rupture anticipée, le domicilié et le domiciliataire s’engagent, conformément au paragraphe 1 et 2 de l’article 3 du présent contrat à informer le secrétariat greffe du tribunal compétent du lieu d’activité et l’administration des impôts, la trésorerie générale des impôts et le cas échéant, l’administration des douanes de l'arrêt de la domiciliation, dans un délai d’un mois à partir de la date de l’arrêt du contrat</w:t>
+      </w:r>
+    </w:p>
+    <w:p>
+      <w:pPr>
+        <w:jc w:val="both"/>
+        <w:rPr>
+          <w:b/>
+          <w:bCs/>
+          <w:sz w:val="14"/>
+          <w:szCs w:val="14"/>
+          <w:u w:val="single"/>
+          <w:lang w:val="fr-FR"/>
+        </w:rPr>
+      </w:pPr>
+      <w:r>
+        <w:rPr>
+          <w:b/>
+          <w:bCs/>
+          <w:sz w:val="14"/>
+          <w:szCs w:val="14"/>
+          <w:u w:val="single"/>
+          <w:lang w:val="fr-FR"/>
+        </w:rPr>
+        <w:t>ARTICLE 5 : LOYER</w:t>
+      </w:r>
+    </w:p>
+    <w:p>
+      <w:pPr>
+        <w:jc w:val="both"/>
+        <w:rPr>
+          <w:sz w:val="14"/>
+          <w:szCs w:val="14"/>
+          <w:lang w:val="fr-FR"/>
+        </w:rPr>
+      </w:pPr>
+      <w:r>
+        <w:rPr>
+          <w:sz w:val="14"/>
+          <w:szCs w:val="14"/>
+          <w:lang w:val="fr-FR"/>
+        </w:rPr>
+        <w:t xml:space="preserve">Le présent contrat de domiciliation est conclu moyennant un </w:t>
+      </w:r>
+      <w:r>
+        <w:rPr>
+          <w:b/>
+          <w:bCs/>
+          <w:sz w:val="14"/>
+          <w:szCs w:val="14"/>
+          <w:u w:val="single"/>
+          <w:lang w:val="fr-FR"/>
+        </w:rPr>
+        <w:t xml:space="preserve">loyer mensuel de </w:t>
+      </w:r>
+      <w:r>
+        <w:rPr>
+          <w:b/>
+          <w:bCs/>
+          <w:sz w:val="14"/>
+          <w:szCs w:val="14"/>
+          <w:u w:val="single"/>
+          <w:lang w:val="fr-FR"/>
+        </w:rPr>
+        <w:t>104.17</w:t>
+      </w:r>
+      <w:r>
+        <w:rPr>
+          <w:b/>
+          <w:bCs/>
+          <w:sz w:val="14"/>
+          <w:szCs w:val="14"/>
+          <w:u w:val="single"/>
           <w:lang w:val="fr-FR"/>
         </w:rPr>
         <w:t xml:space="preserve"> </w:t>
@@ -3396,7 +3519,65 @@
           <w:u w:val="single"/>
           <w:lang w:val="fr-FR"/>
         </w:rPr>
-        <w:t xml:space="preserve">renouvelable </w:t>
+        <w:t>HT (hors taxes)</w:t>
+      </w:r>
+      <w:r>
+        <w:rPr>
+          <w:sz w:val="14"/>
+          <w:szCs w:val="14"/>
+          <w:lang w:val="fr-FR"/>
+        </w:rPr>
+        <w:t xml:space="preserve"> </w:t>
+      </w:r>
+      <w:r>
+        <w:rPr>
+          <w:sz w:val="14"/>
+          <w:szCs w:val="14"/>
+          <w:lang w:val="fr-FR"/>
+        </w:rPr>
+        <w:t>comprend tous les services de l’article 2 du présent contrat.</w:t>
+      </w:r>
+    </w:p>
+    <w:p>
+      <w:pPr>
+        <w:jc w:val="both"/>
+        <w:rPr>
+          <w:sz w:val="14"/>
+          <w:szCs w:val="14"/>
+          <w:lang w:val="fr-FR"/>
+        </w:rPr>
+      </w:pPr>
+      <w:r>
+        <w:rPr>
+          <w:sz w:val="14"/>
+          <w:szCs w:val="14"/>
+          <w:lang w:val="fr-FR"/>
+        </w:rPr>
+        <w:t xml:space="preserve">Conformément aux dispositions du Code de commerce marocain et à la réglementation en vigueur, le montant du loyer initial est applicable pour la période spécifiée dans le contrat. À l’issue de cette période, et sauf résiliation du présent contrat par l’une ou l’autre des parties conformément à l’article </w:t>
+      </w:r>
+      <w:r>
+        <w:rPr>
+          <w:sz w:val="14"/>
+          <w:szCs w:val="14"/>
+          <w:lang w:val="fr-FR"/>
+        </w:rPr>
+        <w:t>7</w:t>
+      </w:r>
+      <w:r>
+        <w:rPr>
+          <w:sz w:val="14"/>
+          <w:szCs w:val="14"/>
+          <w:lang w:val="fr-FR"/>
+        </w:rPr>
+        <w:t xml:space="preserve">, </w:t>
+      </w:r>
+      <w:r>
+        <w:rPr>
+          <w:sz w:val="14"/>
+          <w:szCs w:val="14"/>
+          <w:lang w:val="fr-FR"/>
+        </w:rPr>
+        <w:t xml:space="preserve">le domiciliataire s’engage à régler le loyer annuel par anticipation. Le montant annuel sera calculé sur </w:t>
       </w:r>
       <w:r>
         <w:rPr>
@@ -3407,38 +3588,9 @@
           <w:u w:val="single"/>
           <w:lang w:val="fr-FR"/>
         </w:rPr>
-        <w:t>par tacite reconduction</w:t>
-      </w:r>
-      <w:r>
-        <w:rPr>
-          <w:sz w:val="14"/>
-          <w:szCs w:val="14"/>
-          <w:lang w:val="fr-FR"/>
-        </w:rPr>
-        <w:t xml:space="preserve">. </w:t>
-      </w:r>
-    </w:p>
-    <w:p>
-      <w:pPr>
-        <w:jc w:val="both"/>
-        <w:rPr>
-          <w:sz w:val="14"/>
-          <w:szCs w:val="14"/>
-          <w:lang w:val="fr-FR"/>
-        </w:rPr>
-      </w:pPr>
-      <w:r>
-        <w:rPr>
-          <w:sz w:val="14"/>
-          <w:szCs w:val="14"/>
-          <w:lang w:val="fr-FR"/>
-        </w:rPr>
-        <w:t>A l’expiration de la durée du contrat de domiciliation ou en cas de sa rupture anticipée, le domicilié et le domiciliataire s’engagent, conformément au paragraphe 1 et 2 de l’article 3 du présent contrat à informer le secrétariat greffe du tribunal compétent du lieu d’activité et l’administration des impôts, la trésorerie générale des impôts et le cas échéant, l’administration des douanes de l'arrêt de la domiciliation, dans un délai d’un mois à partir de la date de l’arrêt du contrat</w:t>
-      </w:r>
-    </w:p>
-    <w:p>
-      <w:pPr>
-        <w:jc w:val="both"/>
+        <w:t xml:space="preserve">la base de </w:t>
+      </w:r>
+      <w:r>
         <w:rPr>
           <w:b/>
           <w:bCs/>
@@ -3447,7 +3599,8 @@
           <w:u w:val="single"/>
           <w:lang w:val="fr-FR"/>
         </w:rPr>
-      </w:pPr>
+        <w:t xml:space="preserve">104.17 </w:t>
+      </w:r>
       <w:r>
         <w:rPr>
           <w:b/>
@@ -3457,25 +3610,7 @@
           <w:u w:val="single"/>
           <w:lang w:val="fr-FR"/>
         </w:rPr>
-        <w:t>ARTICLE 5 : LOYER</w:t>
-      </w:r>
-    </w:p>
-    <w:p>
-      <w:pPr>
-        <w:jc w:val="both"/>
-        <w:rPr>
-          <w:sz w:val="14"/>
-          <w:szCs w:val="14"/>
-          <w:lang w:val="fr-FR"/>
-        </w:rPr>
-      </w:pPr>
-      <w:r>
-        <w:rPr>
-          <w:sz w:val="14"/>
-          <w:szCs w:val="14"/>
-          <w:lang w:val="fr-FR"/>
-        </w:rPr>
-        <w:t xml:space="preserve">Le présent contrat de domiciliation est conclu moyennant un </w:t>
+        <w:t xml:space="preserve">HT par mois, soit </w:t>
       </w:r>
       <w:r>
         <w:rPr>
@@ -3486,7 +3621,7 @@
           <w:u w:val="single"/>
           <w:lang w:val="fr-FR"/>
         </w:rPr>
-        <w:t xml:space="preserve">loyer mensuel de </w:t>
+        <w:t>1250</w:t>
       </w:r>
       <w:r>
         <w:rPr>
@@ -3497,7 +3632,7 @@
           <w:u w:val="single"/>
           <w:lang w:val="fr-FR"/>
         </w:rPr>
-        <w:t>104.17</w:t>
+        <w:t xml:space="preserve"> </w:t>
       </w:r>
       <w:r>
         <w:rPr>
@@ -3508,77 +3643,635 @@
           <w:u w:val="single"/>
           <w:lang w:val="fr-FR"/>
         </w:rPr>
+        <w:t>HT</w:t>
+      </w:r>
+      <w:r>
+        <w:rPr>
+          <w:b/>
+          <w:bCs/>
+          <w:sz w:val="14"/>
+          <w:szCs w:val="14"/>
+          <w:u w:val="single"/>
+          <w:lang w:val="fr-FR"/>
+        </w:rPr>
+        <w:t xml:space="preserve"> par </w:t>
+      </w:r>
+      <w:r>
+        <w:rPr>
+          <w:b/>
+          <w:bCs/>
+          <w:sz w:val="14"/>
+          <w:szCs w:val="14"/>
+          <w:u w:val="single"/>
+          <w:lang w:val="fr-FR"/>
+        </w:rPr>
+        <w:t>an</w:t>
+      </w:r>
+      <w:r>
+        <w:rPr>
+          <w:sz w:val="14"/>
+          <w:szCs w:val="14"/>
+          <w:lang w:val="fr-FR"/>
+        </w:rPr>
+        <w:t>, payable en une seule échéance au début de chaque année contractuelle</w:t>
+      </w:r>
+      <w:r>
+        <w:rPr>
+          <w:sz w:val="14"/>
+          <w:szCs w:val="14"/>
+          <w:lang w:val="fr-FR"/>
+        </w:rPr>
+        <w:t>.</w:t>
+      </w:r>
+    </w:p>
+    <w:p>
+      <w:pPr>
+        <w:jc w:val="both"/>
+        <w:rPr>
+          <w:sz w:val="14"/>
+          <w:szCs w:val="14"/>
+          <w:lang w:val="fr-FR"/>
+        </w:rPr>
+      </w:pPr>
+      <w:r>
+        <w:rPr>
+          <w:sz w:val="14"/>
+          <w:szCs w:val="14"/>
+          <w:lang w:val="fr-FR"/>
+        </w:rPr>
+        <w:t xml:space="preserve">Toute modification des tarifs sera notifiée par écrit avec un </w:t>
+      </w:r>
+      <w:r>
+        <w:rPr>
+          <w:b/>
+          <w:bCs/>
+          <w:sz w:val="14"/>
+          <w:szCs w:val="14"/>
+          <w:u w:val="single"/>
+          <w:lang w:val="fr-FR"/>
+        </w:rPr>
+        <w:t>préavis d’un (1) mois</w:t>
+      </w:r>
+      <w:r>
+        <w:rPr>
+          <w:sz w:val="14"/>
+          <w:szCs w:val="14"/>
+          <w:lang w:val="fr-FR"/>
+        </w:rPr>
+        <w:t>.</w:t>
+      </w:r>
+    </w:p>
+    <w:p>
+      <w:pPr>
+        <w:jc w:val="both"/>
+        <w:rPr>
+          <w:sz w:val="14"/>
+          <w:szCs w:val="14"/>
+          <w:lang w:val="fr-FR"/>
+        </w:rPr>
+      </w:pPr>
+      <w:r>
+        <w:rPr>
+          <w:sz w:val="14"/>
+          <w:szCs w:val="14"/>
+          <w:lang w:val="fr-FR"/>
+        </w:rPr>
+        <w:t>Le loyer inclut uniquement les services prévus dans le contrat, toute prestation supplémentaire sera facturée séparément.</w:t>
+      </w:r>
+    </w:p>
+    <w:p>
+      <w:pPr>
+        <w:jc w:val="both"/>
+        <w:rPr>
+          <w:b/>
+          <w:bCs/>
+          <w:sz w:val="14"/>
+          <w:szCs w:val="14"/>
+          <w:u w:val="single"/>
+          <w:lang w:val="fr-FR"/>
+        </w:rPr>
+      </w:pPr>
+      <w:r>
+        <w:rPr>
+          <w:b/>
+          <w:bCs/>
+          <w:sz w:val="14"/>
+          <w:szCs w:val="14"/>
+          <w:u w:val="single"/>
+          <w:lang w:val="fr-FR"/>
+        </w:rPr>
+        <w:t xml:space="preserve">ARTICLE </w:t>
+      </w:r>
+      <w:r>
+        <w:rPr>
+          <w:b/>
+          <w:bCs/>
+          <w:sz w:val="14"/>
+          <w:szCs w:val="14"/>
+          <w:u w:val="single"/>
+          <w:lang w:val="fr-FR"/>
+        </w:rPr>
+        <w:t>6</w:t>
+      </w:r>
+      <w:r>
+        <w:rPr>
+          <w:b/>
+          <w:bCs/>
+          <w:sz w:val="14"/>
+          <w:szCs w:val="14"/>
+          <w:u w:val="single"/>
+          <w:lang w:val="fr-FR"/>
+        </w:rPr>
+        <w:t xml:space="preserve"> : DECLARATION</w:t>
+      </w:r>
+    </w:p>
+    <w:p>
+      <w:pPr>
+        <w:jc w:val="both"/>
+        <w:rPr>
+          <w:sz w:val="14"/>
+          <w:szCs w:val="14"/>
+          <w:lang w:val="fr-FR"/>
+        </w:rPr>
+      </w:pPr>
+      <w:r>
+        <w:rPr>
+          <w:sz w:val="14"/>
+          <w:szCs w:val="14"/>
+          <w:lang w:val="fr-FR"/>
+        </w:rPr>
+        <w:t xml:space="preserve">Le signataire du présent contrat déclare, de manière expresse et sur l’honneur, Certifier l’exactitude des renseignements fournis à l’appui de la signature du présent contrat avec </w:t>
+      </w:r>
+      <w:r>
+        <w:rPr>
+          <w:b/>
+          <w:bCs/>
+          <w:color w:val="32483B"/>
+          <w:sz w:val="14"/>
+          <w:szCs w:val="14"/>
+          <w:lang w:val="fr-FR"/>
+        </w:rPr>
+        <w:t xml:space="preserve">« </w:t>
+      </w:r>
+      <w:r>
+        <w:rPr>
+          <w:b/>
+          <w:bCs/>
+          <w:color w:val="32483B"/>
+          <w:sz w:val="14"/>
+          <w:szCs w:val="14"/>
+          <w:lang w:val="fr-FR"/>
+        </w:rPr>
+        <w:t>CENTIRIO SARLAU</w:t>
+      </w:r>
+      <w:r>
+        <w:rPr>
+          <w:b/>
+          <w:bCs/>
+          <w:color w:val="32483B"/>
+          <w:sz w:val="14"/>
+          <w:szCs w:val="14"/>
+          <w:lang w:val="fr-FR"/>
+        </w:rPr>
+        <w:t xml:space="preserve"> »</w:t>
+      </w:r>
+      <w:r>
+        <w:rPr>
+          <w:color w:val="32483B"/>
+          <w:sz w:val="14"/>
+          <w:szCs w:val="14"/>
+          <w:lang w:val="fr-FR"/>
+        </w:rPr>
+        <w:t xml:space="preserve">, </w:t>
+      </w:r>
+      <w:r>
+        <w:rPr>
+          <w:sz w:val="14"/>
+          <w:szCs w:val="14"/>
+          <w:lang w:val="fr-FR"/>
+        </w:rPr>
+        <w:t>certifier ne pas être en situation de liquidation de biens, règlement judiciaire, en ce qui concerne l’entreprise ou les entreprises qu’il dirige, que ces établissements soient ou non l’objet dudit contrat.</w:t>
+      </w:r>
+    </w:p>
+    <w:p>
+      <w:pPr>
+        <w:jc w:val="both"/>
+        <w:rPr>
+          <w:sz w:val="14"/>
+          <w:szCs w:val="14"/>
+          <w:lang w:val="fr-FR"/>
+        </w:rPr>
+      </w:pPr>
+      <w:r>
+        <w:rPr>
+          <w:sz w:val="14"/>
+          <w:szCs w:val="14"/>
+          <w:lang w:val="fr-FR"/>
+        </w:rPr>
+        <w:t xml:space="preserve">Enfin, il atteste de l’exactitude de tous les renseignements fournis à </w:t>
+      </w:r>
+      <w:r>
+        <w:rPr>
+          <w:b/>
+          <w:bCs/>
+          <w:color w:val="32483B"/>
+          <w:sz w:val="14"/>
+          <w:szCs w:val="14"/>
+          <w:lang w:val="fr-FR"/>
+        </w:rPr>
+        <w:t>«</w:t>
+      </w:r>
+      <w:r>
+        <w:rPr>
+          <w:b/>
+          <w:bCs/>
+          <w:color w:val="32483B"/>
+          <w:sz w:val="14"/>
+          <w:szCs w:val="14"/>
+          <w:lang w:val="fr-FR"/>
+        </w:rPr>
+        <w:t xml:space="preserve"> CENTIRIO SARLAU</w:t>
+      </w:r>
+      <w:r>
+        <w:rPr>
+          <w:b/>
+          <w:bCs/>
+          <w:color w:val="32483B"/>
+          <w:sz w:val="14"/>
+          <w:szCs w:val="14"/>
+          <w:lang w:val="fr-FR"/>
+        </w:rPr>
+        <w:t xml:space="preserve"> »</w:t>
+      </w:r>
+      <w:r>
+        <w:rPr>
+          <w:sz w:val="14"/>
+          <w:szCs w:val="14"/>
+          <w:lang w:val="fr-FR"/>
+        </w:rPr>
+        <w:t>, tant en ce qui concerne son état-civil que l’entreprise représentée.</w:t>
+      </w:r>
+    </w:p>
+    <w:p>
+      <w:pPr>
+        <w:jc w:val="both"/>
+        <w:rPr>
+          <w:b/>
+          <w:bCs/>
+          <w:sz w:val="14"/>
+          <w:szCs w:val="14"/>
+          <w:u w:val="single"/>
+          <w:lang w:val="fr-FR"/>
+        </w:rPr>
+      </w:pPr>
+      <w:r>
+        <w:rPr>
+          <w:b/>
+          <w:bCs/>
+          <w:sz w:val="14"/>
+          <w:szCs w:val="14"/>
+          <w:u w:val="single"/>
+          <w:lang w:val="fr-FR"/>
+        </w:rPr>
+        <w:t xml:space="preserve">ARTICLE </w:t>
+      </w:r>
+      <w:r>
+        <w:rPr>
+          <w:b/>
+          <w:bCs/>
+          <w:sz w:val="14"/>
+          <w:szCs w:val="14"/>
+          <w:u w:val="single"/>
+          <w:lang w:val="fr-FR"/>
+        </w:rPr>
+        <w:t>7</w:t>
+      </w:r>
+      <w:r>
+        <w:rPr>
+          <w:b/>
+          <w:bCs/>
+          <w:sz w:val="14"/>
+          <w:szCs w:val="14"/>
+          <w:u w:val="single"/>
+          <w:lang w:val="fr-FR"/>
+        </w:rPr>
+        <w:t xml:space="preserve"> : CLAUSE RESOLUTION</w:t>
+      </w:r>
+    </w:p>
+    <w:p>
+      <w:pPr>
+        <w:jc w:val="both"/>
+        <w:rPr>
+          <w:sz w:val="14"/>
+          <w:szCs w:val="14"/>
+          <w:lang w:val="fr-FR"/>
+        </w:rPr>
+      </w:pPr>
+      <w:r>
+        <w:rPr>
+          <w:sz w:val="14"/>
+          <w:szCs w:val="14"/>
+          <w:lang w:val="fr-FR"/>
+        </w:rPr>
+        <w:t xml:space="preserve">Il est expressément stipulé qu’à défaut de paiement d’une facture à son échéance ou en cas d’inexécution constatée d’une seule des obligations du contrat, </w:t>
+      </w:r>
+      <w:r>
+        <w:rPr>
+          <w:b/>
+          <w:bCs/>
+          <w:sz w:val="14"/>
+          <w:szCs w:val="14"/>
+          <w:u w:val="single"/>
+          <w:lang w:val="fr-FR"/>
+        </w:rPr>
+        <w:t xml:space="preserve">huit jours après une lettre recommandée </w:t>
+      </w:r>
+      <w:r>
+        <w:rPr>
+          <w:sz w:val="14"/>
+          <w:szCs w:val="14"/>
+          <w:lang w:val="fr-FR"/>
+        </w:rPr>
+        <w:t>avec accusé de réception non suivie d’effet, le contrat sera résilié de plein droit.</w:t>
+      </w:r>
+    </w:p>
+    <w:p>
+      <w:pPr>
+        <w:jc w:val="both"/>
+        <w:rPr>
+          <w:sz w:val="14"/>
+          <w:szCs w:val="14"/>
+          <w:lang w:val="fr-FR"/>
+        </w:rPr>
+      </w:pPr>
+      <w:r>
+        <w:rPr>
+          <w:sz w:val="14"/>
+          <w:szCs w:val="14"/>
+          <w:lang w:val="fr-FR"/>
+        </w:rPr>
+        <w:t>Le courrier du domicilié sera alors refusé et ses appels téléphoniques rejetés. La situation sera également signalée au Registre de Commerce de Casablanca et aux services fiscaux compétents.</w:t>
+      </w:r>
+    </w:p>
+    <w:p>
+      <w:pPr>
+        <w:jc w:val="both"/>
+        <w:rPr>
+          <w:sz w:val="14"/>
+          <w:szCs w:val="14"/>
+          <w:lang w:val="fr-FR"/>
+        </w:rPr>
+      </w:pPr>
+      <w:r>
+        <w:rPr>
+          <w:sz w:val="14"/>
+          <w:szCs w:val="14"/>
+          <w:lang w:val="fr-FR"/>
+        </w:rPr>
+        <w:t xml:space="preserve">En  outre  </w:t>
+      </w:r>
+      <w:r>
+        <w:rPr>
+          <w:b/>
+          <w:bCs/>
+          <w:color w:val="32483B"/>
+          <w:sz w:val="14"/>
+          <w:szCs w:val="14"/>
+          <w:lang w:val="fr-FR"/>
+        </w:rPr>
+        <w:t xml:space="preserve">« </w:t>
+      </w:r>
+      <w:r>
+        <w:rPr>
+          <w:b/>
+          <w:bCs/>
+          <w:color w:val="32483B"/>
+          <w:sz w:val="14"/>
+          <w:szCs w:val="14"/>
+          <w:lang w:val="fr-FR"/>
+        </w:rPr>
+        <w:t>C</w:t>
+      </w:r>
+      <w:r>
+        <w:rPr>
+          <w:b/>
+          <w:bCs/>
+          <w:color w:val="32483B"/>
+          <w:sz w:val="14"/>
+          <w:szCs w:val="14"/>
+          <w:lang w:val="fr-FR"/>
+        </w:rPr>
+        <w:t>ENTIRIO</w:t>
+      </w:r>
+      <w:r>
+        <w:rPr>
+          <w:b/>
+          <w:bCs/>
+          <w:color w:val="32483B"/>
+          <w:sz w:val="14"/>
+          <w:szCs w:val="14"/>
+          <w:lang w:val="fr-FR"/>
+        </w:rPr>
+        <w:t xml:space="preserve">  SARL</w:t>
+      </w:r>
+      <w:r>
+        <w:rPr>
+          <w:b/>
+          <w:bCs/>
+          <w:color w:val="32483B"/>
+          <w:sz w:val="14"/>
+          <w:szCs w:val="14"/>
+          <w:lang w:val="fr-FR"/>
+        </w:rPr>
+        <w:t xml:space="preserve">AU </w:t>
+      </w:r>
+      <w:r>
+        <w:rPr>
+          <w:b/>
+          <w:bCs/>
+          <w:color w:val="32483B"/>
+          <w:sz w:val="14"/>
+          <w:szCs w:val="14"/>
+          <w:lang w:val="fr-FR"/>
+        </w:rPr>
+        <w:t>»</w:t>
+      </w:r>
+      <w:r>
+        <w:rPr>
+          <w:color w:val="32483B"/>
+          <w:sz w:val="14"/>
+          <w:szCs w:val="14"/>
+          <w:lang w:val="fr-FR"/>
+        </w:rPr>
+        <w:t xml:space="preserve">, </w:t>
+      </w:r>
+      <w:r>
+        <w:rPr>
+          <w:sz w:val="14"/>
+          <w:szCs w:val="14"/>
+          <w:lang w:val="fr-FR"/>
+        </w:rPr>
+        <w:t xml:space="preserve">se  réserve  la  faculté  de  faire  cesser  les effets des  contrats  dans  les  locaux  concernés  ainsi que tous les actes en découlant pour le domicilié, sur simple lettre recommandée avec accusé de réception avec effet </w:t>
+      </w:r>
+      <w:r>
+        <w:rPr>
+          <w:sz w:val="14"/>
+          <w:szCs w:val="14"/>
+          <w:lang w:val="fr-FR"/>
+        </w:rPr>
+        <w:t>immédiat dans le cas où le domicilié, créerait des troubles commerciaux ou non, pour la bonne marche et la bonne réputation des locaux et, de manière générales, tous usages contraires à l’ordre public et aux bonnes mœurs (défaut de paiement de ses fournisseurs ou tout créancier, plainte des salariés, action de l’inspection du travail, visite des services de police le  concernant  ou  visite d’huissiers à sa recherche,…). Tous les frais d’une telle situation et ceux qui en seraient la suite ou la conséquence seront à la charge du domicilié qui s’oblige à les régler.</w:t>
+      </w:r>
+    </w:p>
+    <w:p>
+      <w:pPr>
+        <w:jc w:val="both"/>
+        <w:rPr>
+          <w:sz w:val="14"/>
+          <w:szCs w:val="14"/>
+          <w:lang w:val="fr-FR"/>
+        </w:rPr>
+      </w:pPr>
+      <w:r>
+        <w:rPr>
+          <w:sz w:val="14"/>
+          <w:szCs w:val="14"/>
+          <w:lang w:val="fr-FR"/>
+        </w:rPr>
+        <w:t xml:space="preserve">Le domicilié devra, en outre, rembourser à </w:t>
+      </w:r>
+      <w:r>
+        <w:rPr>
+          <w:b/>
+          <w:bCs/>
+          <w:color w:val="32483B"/>
+          <w:sz w:val="14"/>
+          <w:szCs w:val="14"/>
+          <w:lang w:val="fr-FR"/>
+        </w:rPr>
+        <w:t xml:space="preserve">« </w:t>
+      </w:r>
+      <w:r>
+        <w:rPr>
+          <w:b/>
+          <w:bCs/>
+          <w:color w:val="32483B"/>
+          <w:sz w:val="14"/>
+          <w:szCs w:val="14"/>
+          <w:lang w:val="fr-FR"/>
+        </w:rPr>
+        <w:t>CENTIRIO SARLAU</w:t>
+      </w:r>
+      <w:r>
+        <w:rPr>
+          <w:b/>
+          <w:bCs/>
+          <w:color w:val="32483B"/>
+          <w:sz w:val="14"/>
+          <w:szCs w:val="14"/>
+          <w:lang w:val="fr-FR"/>
+        </w:rPr>
+        <w:t xml:space="preserve"> »</w:t>
+      </w:r>
+      <w:r>
+        <w:rPr>
+          <w:color w:val="124F1A" w:themeColor="accent3" w:themeShade="BF"/>
+          <w:sz w:val="14"/>
+          <w:szCs w:val="14"/>
+          <w:lang w:val="fr-FR"/>
+        </w:rPr>
+        <w:t xml:space="preserve">, </w:t>
+      </w:r>
+      <w:r>
+        <w:rPr>
+          <w:sz w:val="14"/>
+          <w:szCs w:val="14"/>
+          <w:lang w:val="fr-FR"/>
+        </w:rPr>
+        <w:t>les frais des actes extra-judiciaires et autres frais de justice motivés par des infractions aux clauses et aux conditions du présent engagement.</w:t>
+      </w:r>
+    </w:p>
+    <w:p>
+      <w:pPr>
+        <w:jc w:val="both"/>
+        <w:rPr>
+          <w:sz w:val="14"/>
+          <w:szCs w:val="14"/>
+          <w:lang w:val="fr-FR"/>
+        </w:rPr>
+      </w:pPr>
+      <w:r>
+        <w:rPr>
+          <w:sz w:val="14"/>
+          <w:szCs w:val="14"/>
+          <w:lang w:val="fr-FR"/>
+        </w:rPr>
+        <w:t xml:space="preserve">En application de ces principes et pour le cas où le recouvrement de toutes les sommes exigibles en vertu des présentes nécessiterait l’intervention d’un huissier de justice et/ou d’un avocat, le domicilié devra également rembourser à </w:t>
+      </w:r>
+      <w:r>
+        <w:rPr>
+          <w:b/>
+          <w:bCs/>
+          <w:color w:val="32483B"/>
+          <w:sz w:val="14"/>
+          <w:szCs w:val="14"/>
+          <w:lang w:val="fr-FR"/>
+        </w:rPr>
+        <w:t xml:space="preserve">« </w:t>
+      </w:r>
+      <w:r>
+        <w:rPr>
+          <w:b/>
+          <w:bCs/>
+          <w:color w:val="32483B"/>
+          <w:sz w:val="14"/>
+          <w:szCs w:val="14"/>
+          <w:lang w:val="fr-FR"/>
+        </w:rPr>
+        <w:t>CENTIRIO SARLAU</w:t>
+      </w:r>
+      <w:r>
+        <w:rPr>
+          <w:b/>
+          <w:bCs/>
+          <w:color w:val="32483B"/>
+          <w:sz w:val="14"/>
+          <w:szCs w:val="14"/>
+          <w:lang w:val="fr-FR"/>
+        </w:rPr>
         <w:t xml:space="preserve"> </w:t>
       </w:r>
       <w:r>
         <w:rPr>
           <w:b/>
           <w:bCs/>
+          <w:color w:val="32483B"/>
+          <w:sz w:val="14"/>
+          <w:szCs w:val="14"/>
+          <w:lang w:val="fr-FR"/>
+        </w:rPr>
+        <w:t>»</w:t>
+      </w:r>
+      <w:r>
+        <w:rPr>
+          <w:sz w:val="14"/>
+          <w:szCs w:val="14"/>
+          <w:lang w:val="fr-FR"/>
+        </w:rPr>
+        <w:t>, les honoraires et frais de recouvrement, droit de recette ou droit proportionnel qui seraient perçus par ceux-ci.</w:t>
+      </w:r>
+    </w:p>
+    <w:p>
+      <w:pPr>
+        <w:jc w:val="both"/>
+        <w:rPr>
+          <w:b/>
+          <w:bCs/>
           <w:sz w:val="14"/>
           <w:szCs w:val="14"/>
           <w:u w:val="single"/>
           <w:lang w:val="fr-FR"/>
         </w:rPr>
-        <w:t>HT (hors taxes)</w:t>
-      </w:r>
-      <w:r>
-        <w:rPr>
-          <w:sz w:val="14"/>
-          <w:szCs w:val="14"/>
-          <w:lang w:val="fr-FR"/>
-        </w:rPr>
-        <w:t xml:space="preserve"> </w:t>
-      </w:r>
-      <w:r>
-        <w:rPr>
-          <w:sz w:val="14"/>
-          <w:szCs w:val="14"/>
-          <w:lang w:val="fr-FR"/>
-        </w:rPr>
-        <w:t>comprend tous les services de l’article 2 du présent contrat.</w:t>
-      </w:r>
-    </w:p>
-    <w:p>
-      <w:pPr>
-        <w:jc w:val="both"/>
-        <w:rPr>
-          <w:sz w:val="14"/>
-          <w:szCs w:val="14"/>
-          <w:lang w:val="fr-FR"/>
-        </w:rPr>
-      </w:pPr>
-      <w:r>
-        <w:rPr>
-          <w:sz w:val="14"/>
-          <w:szCs w:val="14"/>
-          <w:lang w:val="fr-FR"/>
-        </w:rPr>
-        <w:t xml:space="preserve">Conformément aux dispositions du Code de commerce marocain et à la réglementation en vigueur, le montant du loyer initial est applicable pour la période spécifiée dans le contrat. À l’issue de cette période, et sauf résiliation du présent contrat par l’une ou l’autre des parties conformément à l’article </w:t>
-      </w:r>
-      <w:r>
-        <w:rPr>
-          <w:sz w:val="14"/>
-          <w:szCs w:val="14"/>
-          <w:lang w:val="fr-FR"/>
-        </w:rPr>
-        <w:t>7</w:t>
-      </w:r>
-      <w:r>
-        <w:rPr>
-          <w:sz w:val="14"/>
-          <w:szCs w:val="14"/>
-          <w:lang w:val="fr-FR"/>
-        </w:rPr>
-        <w:t xml:space="preserve">, </w:t>
-      </w:r>
-      <w:r>
-        <w:rPr>
-          <w:sz w:val="14"/>
-          <w:szCs w:val="14"/>
-          <w:lang w:val="fr-FR"/>
-        </w:rPr>
-        <w:t xml:space="preserve">le domiciliataire s’engage à régler le loyer annuel par anticipation. Le montant annuel sera calculé sur </w:t>
-      </w:r>
+      </w:pPr>
       <w:r>
         <w:rPr>
           <w:b/>
@@ -3588,7 +4281,7 @@
           <w:u w:val="single"/>
           <w:lang w:val="fr-FR"/>
         </w:rPr>
-        <w:t xml:space="preserve">la base de </w:t>
+        <w:t xml:space="preserve">ARTICLE </w:t>
       </w:r>
       <w:r>
         <w:rPr>
@@ -3599,7 +4292,7 @@
           <w:u w:val="single"/>
           <w:lang w:val="fr-FR"/>
         </w:rPr>
-        <w:t xml:space="preserve">104.17 </w:t>
+        <w:t>8</w:t>
       </w:r>
       <w:r>
         <w:rPr>
@@ -3610,9 +4303,30 @@
           <w:u w:val="single"/>
           <w:lang w:val="fr-FR"/>
         </w:rPr>
-        <w:t xml:space="preserve">HT par mois, soit </w:t>
-      </w:r>
-      <w:r>
+        <w:t xml:space="preserve"> : FRAIS</w:t>
+      </w:r>
+    </w:p>
+    <w:p>
+      <w:pPr>
+        <w:jc w:val="both"/>
+        <w:rPr>
+          <w:sz w:val="14"/>
+          <w:szCs w:val="14"/>
+          <w:lang w:val="fr-FR"/>
+        </w:rPr>
+      </w:pPr>
+      <w:r>
+        <w:rPr>
+          <w:sz w:val="14"/>
+          <w:szCs w:val="14"/>
+          <w:lang w:val="fr-FR"/>
+        </w:rPr>
+        <w:t>Les frais et droits des présentes sont à la charge du domicilié.</w:t>
+      </w:r>
+    </w:p>
+    <w:p>
+      <w:pPr>
+        <w:jc w:val="both"/>
         <w:rPr>
           <w:b/>
           <w:bCs/>
@@ -3621,8 +4335,7 @@
           <w:u w:val="single"/>
           <w:lang w:val="fr-FR"/>
         </w:rPr>
-        <w:t>1250</w:t>
-      </w:r>
+      </w:pPr>
       <w:r>
         <w:rPr>
           <w:b/>
@@ -3632,7 +4345,7 @@
           <w:u w:val="single"/>
           <w:lang w:val="fr-FR"/>
         </w:rPr>
-        <w:t xml:space="preserve"> </w:t>
+        <w:t xml:space="preserve">ARTICLE </w:t>
       </w:r>
       <w:r>
         <w:rPr>
@@ -3643,7 +4356,7 @@
           <w:u w:val="single"/>
           <w:lang w:val="fr-FR"/>
         </w:rPr>
-        <w:t>HT</w:t>
+        <w:t>9</w:t>
       </w:r>
       <w:r>
         <w:rPr>
@@ -3654,9 +4367,30 @@
           <w:u w:val="single"/>
           <w:lang w:val="fr-FR"/>
         </w:rPr>
-        <w:t xml:space="preserve"> par </w:t>
-      </w:r>
-      <w:r>
+        <w:t xml:space="preserve"> : CLAUSE COMPROMISSOIRE</w:t>
+      </w:r>
+    </w:p>
+    <w:p>
+      <w:pPr>
+        <w:jc w:val="both"/>
+        <w:rPr>
+          <w:sz w:val="14"/>
+          <w:szCs w:val="14"/>
+          <w:lang w:val="fr-FR"/>
+        </w:rPr>
+      </w:pPr>
+      <w:r>
+        <w:rPr>
+          <w:sz w:val="14"/>
+          <w:szCs w:val="14"/>
+          <w:lang w:val="fr-FR"/>
+        </w:rPr>
+        <w:t>En cas de contestation ou de litige quant à l’exécution des présentes, les Parties s’entendent pour rendre le Tribunal de Casablanca seul compétent.</w:t>
+      </w:r>
+    </w:p>
+    <w:p>
+      <w:pPr>
+        <w:jc w:val="both"/>
         <w:rPr>
           <w:b/>
           <w:bCs/>
@@ -3665,42 +4399,7 @@
           <w:u w:val="single"/>
           <w:lang w:val="fr-FR"/>
         </w:rPr>
-        <w:t>an</w:t>
-      </w:r>
-      <w:r>
-        <w:rPr>
-          <w:sz w:val="14"/>
-          <w:szCs w:val="14"/>
-          <w:lang w:val="fr-FR"/>
-        </w:rPr>
-        <w:t>, payable en une seule échéance au début de chaque année contractuelle</w:t>
-      </w:r>
-      <w:r>
-        <w:rPr>
-          <w:sz w:val="14"/>
-          <w:szCs w:val="14"/>
-          <w:lang w:val="fr-FR"/>
-        </w:rPr>
-        <w:t>.</w:t>
-      </w:r>
-    </w:p>
-    <w:p>
-      <w:pPr>
-        <w:jc w:val="both"/>
-        <w:rPr>
-          <w:sz w:val="14"/>
-          <w:szCs w:val="14"/>
-          <w:lang w:val="fr-FR"/>
-        </w:rPr>
-      </w:pPr>
-      <w:r>
-        <w:rPr>
-          <w:sz w:val="14"/>
-          <w:szCs w:val="14"/>
-          <w:lang w:val="fr-FR"/>
-        </w:rPr>
-        <w:t xml:space="preserve">Toute modification des tarifs sera notifiée par écrit avec un </w:t>
-      </w:r>
+      </w:pPr>
       <w:r>
         <w:rPr>
           <w:b/>
@@ -3710,38 +4409,9 @@
           <w:u w:val="single"/>
           <w:lang w:val="fr-FR"/>
         </w:rPr>
-        <w:t>préavis d’un (1) mois</w:t>
-      </w:r>
-      <w:r>
-        <w:rPr>
-          <w:sz w:val="14"/>
-          <w:szCs w:val="14"/>
-          <w:lang w:val="fr-FR"/>
-        </w:rPr>
-        <w:t>.</w:t>
-      </w:r>
-    </w:p>
-    <w:p>
-      <w:pPr>
-        <w:jc w:val="both"/>
-        <w:rPr>
-          <w:sz w:val="14"/>
-          <w:szCs w:val="14"/>
-          <w:lang w:val="fr-FR"/>
-        </w:rPr>
-      </w:pPr>
-      <w:r>
-        <w:rPr>
-          <w:sz w:val="14"/>
-          <w:szCs w:val="14"/>
-          <w:lang w:val="fr-FR"/>
-        </w:rPr>
-        <w:t>Le loyer inclut uniquement les services prévus dans le contrat, toute prestation supplémentaire sera facturée séparément.</w:t>
-      </w:r>
-    </w:p>
-    <w:p>
-      <w:pPr>
-        <w:jc w:val="both"/>
+        <w:t>ARTICLE 1</w:t>
+      </w:r>
+      <w:r>
         <w:rPr>
           <w:b/>
           <w:bCs/>
@@ -3750,7 +4420,8 @@
           <w:u w:val="single"/>
           <w:lang w:val="fr-FR"/>
         </w:rPr>
-      </w:pPr>
+        <w:t>0</w:t>
+      </w:r>
       <w:r>
         <w:rPr>
           <w:b/>
@@ -3760,677 +4431,6 @@
           <w:u w:val="single"/>
           <w:lang w:val="fr-FR"/>
         </w:rPr>
-        <w:t xml:space="preserve">ARTICLE </w:t>
-      </w:r>
-      <w:r>
-        <w:rPr>
-          <w:b/>
-          <w:bCs/>
-          <w:sz w:val="14"/>
-          <w:szCs w:val="14"/>
-          <w:u w:val="single"/>
-          <w:lang w:val="fr-FR"/>
-        </w:rPr>
-        <w:t>6</w:t>
-      </w:r>
-      <w:r>
-        <w:rPr>
-          <w:b/>
-          <w:bCs/>
-          <w:sz w:val="14"/>
-          <w:szCs w:val="14"/>
-          <w:u w:val="single"/>
-          <w:lang w:val="fr-FR"/>
-        </w:rPr>
-        <w:t xml:space="preserve"> : DECLARATION</w:t>
-      </w:r>
-    </w:p>
-    <w:p>
-      <w:pPr>
-        <w:jc w:val="both"/>
-        <w:rPr>
-          <w:sz w:val="14"/>
-          <w:szCs w:val="14"/>
-          <w:lang w:val="fr-FR"/>
-        </w:rPr>
-      </w:pPr>
-      <w:r>
-        <w:rPr>
-          <w:sz w:val="14"/>
-          <w:szCs w:val="14"/>
-          <w:lang w:val="fr-FR"/>
-        </w:rPr>
-        <w:t xml:space="preserve">Le signataire du présent contrat déclare, de manière expresse et sur l’honneur, Certifier l’exactitude des renseignements fournis à l’appui de la signature du présent contrat avec </w:t>
-      </w:r>
-      <w:r>
-        <w:rPr>
-          <w:b/>
-          <w:bCs/>
-          <w:color w:val="32483B"/>
-          <w:sz w:val="14"/>
-          <w:szCs w:val="14"/>
-          <w:lang w:val="fr-FR"/>
-        </w:rPr>
-        <w:t xml:space="preserve">« </w:t>
-      </w:r>
-      <w:r>
-        <w:rPr>
-          <w:b/>
-          <w:bCs/>
-          <w:color w:val="32483B"/>
-          <w:sz w:val="14"/>
-          <w:szCs w:val="14"/>
-          <w:lang w:val="fr-FR"/>
-        </w:rPr>
-        <w:t>CENTIRIO SARLAU</w:t>
-      </w:r>
-      <w:r>
-        <w:rPr>
-          <w:b/>
-          <w:bCs/>
-          <w:color w:val="32483B"/>
-          <w:sz w:val="14"/>
-          <w:szCs w:val="14"/>
-          <w:lang w:val="fr-FR"/>
-        </w:rPr>
-        <w:t xml:space="preserve"> »</w:t>
-      </w:r>
-      <w:r>
-        <w:rPr>
-          <w:color w:val="32483B"/>
-          <w:sz w:val="14"/>
-          <w:szCs w:val="14"/>
-          <w:lang w:val="fr-FR"/>
-        </w:rPr>
-        <w:t xml:space="preserve">, </w:t>
-      </w:r>
-      <w:r>
-        <w:rPr>
-          <w:sz w:val="14"/>
-          <w:szCs w:val="14"/>
-          <w:lang w:val="fr-FR"/>
-        </w:rPr>
-        <w:t>certifier ne pas être en situation de liquidation de biens, règlement judiciaire, en ce qui concerne l’entreprise ou les entreprises qu’il dirige, que ces établissements soient ou non l’objet dudit contrat.</w:t>
-      </w:r>
-    </w:p>
-    <w:p>
-      <w:pPr>
-        <w:jc w:val="both"/>
-        <w:rPr>
-          <w:sz w:val="14"/>
-          <w:szCs w:val="14"/>
-          <w:lang w:val="fr-FR"/>
-        </w:rPr>
-      </w:pPr>
-      <w:r>
-        <w:rPr>
-          <w:sz w:val="14"/>
-          <w:szCs w:val="14"/>
-          <w:lang w:val="fr-FR"/>
-        </w:rPr>
-        <w:t xml:space="preserve">Enfin, il atteste de l’exactitude de tous les renseignements fournis à </w:t>
-      </w:r>
-      <w:r>
-        <w:rPr>
-          <w:b/>
-          <w:bCs/>
-          <w:color w:val="32483B"/>
-          <w:sz w:val="14"/>
-          <w:szCs w:val="14"/>
-          <w:lang w:val="fr-FR"/>
-        </w:rPr>
-        <w:t>«</w:t>
-      </w:r>
-      <w:r>
-        <w:rPr>
-          <w:b/>
-          <w:bCs/>
-          <w:color w:val="32483B"/>
-          <w:sz w:val="14"/>
-          <w:szCs w:val="14"/>
-          <w:lang w:val="fr-FR"/>
-        </w:rPr>
-        <w:t xml:space="preserve"> CENTIRIO SARLAU</w:t>
-      </w:r>
-      <w:r>
-        <w:rPr>
-          <w:b/>
-          <w:bCs/>
-          <w:color w:val="32483B"/>
-          <w:sz w:val="14"/>
-          <w:szCs w:val="14"/>
-          <w:lang w:val="fr-FR"/>
-        </w:rPr>
-        <w:t xml:space="preserve"> »</w:t>
-      </w:r>
-      <w:r>
-        <w:rPr>
-          <w:sz w:val="14"/>
-          <w:szCs w:val="14"/>
-          <w:lang w:val="fr-FR"/>
-        </w:rPr>
-        <w:t>, tant en ce qui concerne son état-civil que l’entreprise représentée.</w:t>
-      </w:r>
-    </w:p>
-    <w:p>
-      <w:pPr>
-        <w:jc w:val="both"/>
-        <w:rPr>
-          <w:b/>
-          <w:bCs/>
-          <w:sz w:val="14"/>
-          <w:szCs w:val="14"/>
-          <w:u w:val="single"/>
-          <w:lang w:val="fr-FR"/>
-        </w:rPr>
-      </w:pPr>
-      <w:r>
-        <w:rPr>
-          <w:b/>
-          <w:bCs/>
-          <w:sz w:val="14"/>
-          <w:szCs w:val="14"/>
-          <w:u w:val="single"/>
-          <w:lang w:val="fr-FR"/>
-        </w:rPr>
-        <w:t xml:space="preserve">ARTICLE </w:t>
-      </w:r>
-      <w:r>
-        <w:rPr>
-          <w:b/>
-          <w:bCs/>
-          <w:sz w:val="14"/>
-          <w:szCs w:val="14"/>
-          <w:u w:val="single"/>
-          <w:lang w:val="fr-FR"/>
-        </w:rPr>
-        <w:t>7</w:t>
-      </w:r>
-      <w:r>
-        <w:rPr>
-          <w:b/>
-          <w:bCs/>
-          <w:sz w:val="14"/>
-          <w:szCs w:val="14"/>
-          <w:u w:val="single"/>
-          <w:lang w:val="fr-FR"/>
-        </w:rPr>
-        <w:t xml:space="preserve"> : CLAUSE RESOLUTION</w:t>
-      </w:r>
-    </w:p>
-    <w:p>
-      <w:pPr>
-        <w:jc w:val="both"/>
-        <w:rPr>
-          <w:sz w:val="14"/>
-          <w:szCs w:val="14"/>
-          <w:lang w:val="fr-FR"/>
-        </w:rPr>
-      </w:pPr>
-      <w:r>
-        <w:rPr>
-          <w:sz w:val="14"/>
-          <w:szCs w:val="14"/>
-          <w:lang w:val="fr-FR"/>
-        </w:rPr>
-        <w:t xml:space="preserve">Il est expressément stipulé qu’à défaut de paiement d’une facture à son échéance ou en cas d’inexécution constatée d’une seule des obligations du contrat, </w:t>
-      </w:r>
-      <w:r>
-        <w:rPr>
-          <w:b/>
-          <w:bCs/>
-          <w:sz w:val="14"/>
-          <w:szCs w:val="14"/>
-          <w:u w:val="single"/>
-          <w:lang w:val="fr-FR"/>
-        </w:rPr>
-        <w:t xml:space="preserve">huit jours après une lettre recommandée </w:t>
-      </w:r>
-      <w:r>
-        <w:rPr>
-          <w:sz w:val="14"/>
-          <w:szCs w:val="14"/>
-          <w:lang w:val="fr-FR"/>
-        </w:rPr>
-        <w:t>avec accusé de réception non suivie d’effet, le contrat sera résilié de plein droit.</w:t>
-      </w:r>
-    </w:p>
-    <w:p>
-      <w:pPr>
-        <w:jc w:val="both"/>
-        <w:rPr>
-          <w:sz w:val="14"/>
-          <w:szCs w:val="14"/>
-          <w:lang w:val="fr-FR"/>
-        </w:rPr>
-      </w:pPr>
-      <w:r>
-        <w:rPr>
-          <w:sz w:val="14"/>
-          <w:szCs w:val="14"/>
-          <w:lang w:val="fr-FR"/>
-        </w:rPr>
-        <w:t>Le courrier du domicilié sera alors refusé et ses appels téléphoniques rejetés. La situation sera également signalée au Registre de Commerce de Casablanca et aux services fiscaux compétents.</w:t>
-      </w:r>
-    </w:p>
-    <w:p>
-      <w:pPr>
-        <w:jc w:val="both"/>
-        <w:rPr>
-          <w:sz w:val="14"/>
-          <w:szCs w:val="14"/>
-          <w:lang w:val="fr-FR"/>
-        </w:rPr>
-      </w:pPr>
-      <w:r>
-        <w:rPr>
-          <w:sz w:val="14"/>
-          <w:szCs w:val="14"/>
-          <w:lang w:val="fr-FR"/>
-        </w:rPr>
-        <w:t xml:space="preserve">En  outre  </w:t>
-      </w:r>
-      <w:r>
-        <w:rPr>
-          <w:b/>
-          <w:bCs/>
-          <w:color w:val="32483B"/>
-          <w:sz w:val="14"/>
-          <w:szCs w:val="14"/>
-          <w:lang w:val="fr-FR"/>
-        </w:rPr>
-        <w:t xml:space="preserve">« </w:t>
-      </w:r>
-      <w:r>
-        <w:rPr>
-          <w:b/>
-          <w:bCs/>
-          <w:color w:val="32483B"/>
-          <w:sz w:val="14"/>
-          <w:szCs w:val="14"/>
-          <w:lang w:val="fr-FR"/>
-        </w:rPr>
-        <w:t>C</w:t>
-      </w:r>
-      <w:r>
-        <w:rPr>
-          <w:b/>
-          <w:bCs/>
-          <w:color w:val="32483B"/>
-          <w:sz w:val="14"/>
-          <w:szCs w:val="14"/>
-          <w:lang w:val="fr-FR"/>
-        </w:rPr>
-        <w:t>ENTIRIO</w:t>
-      </w:r>
-      <w:r>
-        <w:rPr>
-          <w:b/>
-          <w:bCs/>
-          <w:color w:val="32483B"/>
-          <w:sz w:val="14"/>
-          <w:szCs w:val="14"/>
-          <w:lang w:val="fr-FR"/>
-        </w:rPr>
-        <w:t xml:space="preserve">  SARL</w:t>
-      </w:r>
-      <w:r>
-        <w:rPr>
-          <w:b/>
-          <w:bCs/>
-          <w:color w:val="32483B"/>
-          <w:sz w:val="14"/>
-          <w:szCs w:val="14"/>
-          <w:lang w:val="fr-FR"/>
-        </w:rPr>
-        <w:t xml:space="preserve">AU </w:t>
-      </w:r>
-      <w:r>
-        <w:rPr>
-          <w:b/>
-          <w:bCs/>
-          <w:color w:val="32483B"/>
-          <w:sz w:val="14"/>
-          <w:szCs w:val="14"/>
-          <w:lang w:val="fr-FR"/>
-        </w:rPr>
-        <w:t>»</w:t>
-      </w:r>
-      <w:r>
-        <w:rPr>
-          <w:color w:val="32483B"/>
-          <w:sz w:val="14"/>
-          <w:szCs w:val="14"/>
-          <w:lang w:val="fr-FR"/>
-        </w:rPr>
-        <w:t xml:space="preserve">, </w:t>
-      </w:r>
-      <w:r>
-        <w:rPr>
-          <w:sz w:val="14"/>
-          <w:szCs w:val="14"/>
-          <w:lang w:val="fr-FR"/>
-        </w:rPr>
-        <w:t xml:space="preserve">se  réserve  la  faculté  de  faire  cesser  les effets des  contrats  dans  les  locaux  concernés  ainsi que tous les actes en découlant pour le domicilié, sur simple lettre recommandée avec accusé de réception avec effet </w:t>
-      </w:r>
-      <w:r>
-        <w:rPr>
-          <w:sz w:val="14"/>
-          <w:szCs w:val="14"/>
-          <w:lang w:val="fr-FR"/>
-        </w:rPr>
-        <w:t>immédiat dans le cas où le domicilié, créerait des troubles commerciaux ou non, pour la bonne marche et la bonne réputation des locaux et, de manière générales, tous usages contraires à l’ordre public et aux bonnes mœurs (défaut de paiement de ses fournisseurs ou tout créancier, plainte des salariés, action de l’inspection du travail, visite des services de police le  concernant  ou  visite d’huissiers à sa recherche,…). Tous les frais d’une telle situation et ceux qui en seraient la suite ou la conséquence seront à la charge du domicilié qui s’oblige à les régler.</w:t>
-      </w:r>
-    </w:p>
-    <w:p>
-      <w:pPr>
-        <w:jc w:val="both"/>
-        <w:rPr>
-          <w:sz w:val="14"/>
-          <w:szCs w:val="14"/>
-          <w:lang w:val="fr-FR"/>
-        </w:rPr>
-      </w:pPr>
-      <w:r>
-        <w:rPr>
-          <w:sz w:val="14"/>
-          <w:szCs w:val="14"/>
-          <w:lang w:val="fr-FR"/>
-        </w:rPr>
-        <w:t xml:space="preserve">Le domicilié devra, en outre, rembourser à </w:t>
-      </w:r>
-      <w:r>
-        <w:rPr>
-          <w:b/>
-          <w:bCs/>
-          <w:color w:val="32483B"/>
-          <w:sz w:val="14"/>
-          <w:szCs w:val="14"/>
-          <w:lang w:val="fr-FR"/>
-        </w:rPr>
-        <w:t xml:space="preserve">« </w:t>
-      </w:r>
-      <w:r>
-        <w:rPr>
-          <w:b/>
-          <w:bCs/>
-          <w:color w:val="32483B"/>
-          <w:sz w:val="14"/>
-          <w:szCs w:val="14"/>
-          <w:lang w:val="fr-FR"/>
-        </w:rPr>
-        <w:t>CENTIRIO SARLAU</w:t>
-      </w:r>
-      <w:r>
-        <w:rPr>
-          <w:b/>
-          <w:bCs/>
-          <w:color w:val="32483B"/>
-          <w:sz w:val="14"/>
-          <w:szCs w:val="14"/>
-          <w:lang w:val="fr-FR"/>
-        </w:rPr>
-        <w:t xml:space="preserve"> »</w:t>
-      </w:r>
-      <w:r>
-        <w:rPr>
-          <w:color w:val="124F1A" w:themeColor="accent3" w:themeShade="BF"/>
-          <w:sz w:val="14"/>
-          <w:szCs w:val="14"/>
-          <w:lang w:val="fr-FR"/>
-        </w:rPr>
-        <w:t xml:space="preserve">, </w:t>
-      </w:r>
-      <w:r>
-        <w:rPr>
-          <w:sz w:val="14"/>
-          <w:szCs w:val="14"/>
-          <w:lang w:val="fr-FR"/>
-        </w:rPr>
-        <w:t>les frais des actes extra-judiciaires et autres frais de justice motivés par des infractions aux clauses et aux conditions du présent engagement.</w:t>
-      </w:r>
-    </w:p>
-    <w:p>
-      <w:pPr>
-        <w:jc w:val="both"/>
-        <w:rPr>
-          <w:sz w:val="14"/>
-          <w:szCs w:val="14"/>
-          <w:lang w:val="fr-FR"/>
-        </w:rPr>
-      </w:pPr>
-      <w:r>
-        <w:rPr>
-          <w:sz w:val="14"/>
-          <w:szCs w:val="14"/>
-          <w:lang w:val="fr-FR"/>
-        </w:rPr>
-        <w:t xml:space="preserve">En application de ces principes et pour le cas où le recouvrement de toutes les sommes exigibles en vertu des présentes nécessiterait l’intervention d’un huissier de justice et/ou d’un avocat, le domicilié devra également rembourser à </w:t>
-      </w:r>
-      <w:r>
-        <w:rPr>
-          <w:b/>
-          <w:bCs/>
-          <w:color w:val="32483B"/>
-          <w:sz w:val="14"/>
-          <w:szCs w:val="14"/>
-          <w:lang w:val="fr-FR"/>
-        </w:rPr>
-        <w:t xml:space="preserve">« </w:t>
-      </w:r>
-      <w:r>
-        <w:rPr>
-          <w:b/>
-          <w:bCs/>
-          <w:color w:val="32483B"/>
-          <w:sz w:val="14"/>
-          <w:szCs w:val="14"/>
-          <w:lang w:val="fr-FR"/>
-        </w:rPr>
-        <w:t>CENTIRIO SARLAU</w:t>
-      </w:r>
-      <w:r>
-        <w:rPr>
-          <w:b/>
-          <w:bCs/>
-          <w:color w:val="32483B"/>
-          <w:sz w:val="14"/>
-          <w:szCs w:val="14"/>
-          <w:lang w:val="fr-FR"/>
-        </w:rPr>
-        <w:t xml:space="preserve"> </w:t>
-      </w:r>
-      <w:r>
-        <w:rPr>
-          <w:b/>
-          <w:bCs/>
-          <w:color w:val="32483B"/>
-          <w:sz w:val="14"/>
-          <w:szCs w:val="14"/>
-          <w:lang w:val="fr-FR"/>
-        </w:rPr>
-        <w:t>»</w:t>
-      </w:r>
-      <w:r>
-        <w:rPr>
-          <w:sz w:val="14"/>
-          <w:szCs w:val="14"/>
-          <w:lang w:val="fr-FR"/>
-        </w:rPr>
-        <w:t>, les honoraires et frais de recouvrement, droit de recette ou droit proportionnel qui seraient perçus par ceux-ci.</w:t>
-      </w:r>
-    </w:p>
-    <w:p>
-      <w:pPr>
-        <w:jc w:val="both"/>
-        <w:rPr>
-          <w:b/>
-          <w:bCs/>
-          <w:sz w:val="14"/>
-          <w:szCs w:val="14"/>
-          <w:u w:val="single"/>
-          <w:lang w:val="fr-FR"/>
-        </w:rPr>
-      </w:pPr>
-      <w:r>
-        <w:rPr>
-          <w:b/>
-          <w:bCs/>
-          <w:sz w:val="14"/>
-          <w:szCs w:val="14"/>
-          <w:u w:val="single"/>
-          <w:lang w:val="fr-FR"/>
-        </w:rPr>
-        <w:t xml:space="preserve">ARTICLE </w:t>
-      </w:r>
-      <w:r>
-        <w:rPr>
-          <w:b/>
-          <w:bCs/>
-          <w:sz w:val="14"/>
-          <w:szCs w:val="14"/>
-          <w:u w:val="single"/>
-          <w:lang w:val="fr-FR"/>
-        </w:rPr>
-        <w:t>8</w:t>
-      </w:r>
-      <w:r>
-        <w:rPr>
-          <w:b/>
-          <w:bCs/>
-          <w:sz w:val="14"/>
-          <w:szCs w:val="14"/>
-          <w:u w:val="single"/>
-          <w:lang w:val="fr-FR"/>
-        </w:rPr>
-        <w:t xml:space="preserve"> : FRAIS</w:t>
-      </w:r>
-    </w:p>
-    <w:p>
-      <w:pPr>
-        <w:jc w:val="both"/>
-        <w:rPr>
-          <w:sz w:val="14"/>
-          <w:szCs w:val="14"/>
-          <w:lang w:val="fr-FR"/>
-        </w:rPr>
-      </w:pPr>
-      <w:r>
-        <w:rPr>
-          <w:sz w:val="14"/>
-          <w:szCs w:val="14"/>
-          <w:lang w:val="fr-FR"/>
-        </w:rPr>
-        <w:t>Les frais et droits des présentes sont à la charge du domicilié.</w:t>
-      </w:r>
-    </w:p>
-    <w:p>
-      <w:pPr>
-        <w:jc w:val="both"/>
-        <w:rPr>
-          <w:b/>
-          <w:bCs/>
-          <w:sz w:val="14"/>
-          <w:szCs w:val="14"/>
-          <w:u w:val="single"/>
-          <w:lang w:val="fr-FR"/>
-        </w:rPr>
-      </w:pPr>
-      <w:r>
-        <w:rPr>
-          <w:b/>
-          <w:bCs/>
-          <w:sz w:val="14"/>
-          <w:szCs w:val="14"/>
-          <w:u w:val="single"/>
-          <w:lang w:val="fr-FR"/>
-        </w:rPr>
-        <w:t xml:space="preserve">ARTICLE </w:t>
-      </w:r>
-      <w:r>
-        <w:rPr>
-          <w:b/>
-          <w:bCs/>
-          <w:sz w:val="14"/>
-          <w:szCs w:val="14"/>
-          <w:u w:val="single"/>
-          <w:lang w:val="fr-FR"/>
-        </w:rPr>
-        <w:t>9</w:t>
-      </w:r>
-      <w:r>
-        <w:rPr>
-          <w:b/>
-          <w:bCs/>
-          <w:sz w:val="14"/>
-          <w:szCs w:val="14"/>
-          <w:u w:val="single"/>
-          <w:lang w:val="fr-FR"/>
-        </w:rPr>
-        <w:t xml:space="preserve"> : CLAUSE COMPROMISSOIRE</w:t>
-      </w:r>
-    </w:p>
-    <w:p>
-      <w:pPr>
-        <w:jc w:val="both"/>
-        <w:rPr>
-          <w:sz w:val="14"/>
-          <w:szCs w:val="14"/>
-          <w:lang w:val="fr-FR"/>
-        </w:rPr>
-      </w:pPr>
-      <w:r>
-        <w:rPr>
-          <w:sz w:val="14"/>
-          <w:szCs w:val="14"/>
-          <w:lang w:val="fr-FR"/>
-        </w:rPr>
-        <w:t>En cas de contestation ou de litige quant à l’exécution des présentes, les Parties s’entendent pour rendre le Tribunal de Casablanca seul compétent.</w:t>
-      </w:r>
-    </w:p>
-    <w:p>
-      <w:pPr>
-        <w:jc w:val="both"/>
-        <w:rPr>
-          <w:b/>
-          <w:bCs/>
-          <w:sz w:val="14"/>
-          <w:szCs w:val="14"/>
-          <w:u w:val="single"/>
-          <w:lang w:val="fr-FR"/>
-        </w:rPr>
-      </w:pPr>
-      <w:r>
-        <w:rPr>
-          <w:b/>
-          <w:bCs/>
-          <w:sz w:val="14"/>
-          <w:szCs w:val="14"/>
-          <w:u w:val="single"/>
-          <w:lang w:val="fr-FR"/>
-        </w:rPr>
-        <w:t>ARTICLE 1</w:t>
-      </w:r>
-      <w:r>
-        <w:rPr>
-          <w:b/>
-          <w:bCs/>
-          <w:sz w:val="14"/>
-          <w:szCs w:val="14"/>
-          <w:u w:val="single"/>
-          <w:lang w:val="fr-FR"/>
-        </w:rPr>
-        <w:t>0</w:t>
-      </w:r>
-      <w:r>
-        <w:rPr>
-          <w:b/>
-          <w:bCs/>
-          <w:sz w:val="14"/>
-          <w:szCs w:val="14"/>
-          <w:u w:val="single"/>
-          <w:lang w:val="fr-FR"/>
-        </w:rPr>
         <w:t xml:space="preserve"> : PROCURATION SPECIALE :</w:t>
       </w:r>
     </w:p>
@@ -4452,7 +4452,7 @@
           <w:szCs w:val="14"/>
           <w:lang w:val="fr-FR"/>
         </w:rPr>
-        <w:t>{{ ASSOCIE</w:t>
+        <w:t>_ASSOCIE_CIVILITE_ _ASSOCIE_PRENOM_ _ASSOCIE_NOM_, agissant en qualité de gérant de la société « _SOCIETE_RAISON_SOCIALE_ _SOCIETE_FORME_JURIDIQUE_ », donne procuration à la Société « CENTIRIO SARLAU », pour   la   réception   de   tous   courriers   ou   notifications   au   nom   de   la   société _SOCIETE_RAISON_SOCIALE_ _SOCIETE_FORME_JURIDIQUE_ .</w:t>
       </w:r>
       <w:proofErr w:type="gramEnd"/>
       <w:r>
@@ -4463,7 +4463,7 @@
           <w:szCs w:val="14"/>
           <w:lang w:val="fr-FR"/>
         </w:rPr>
-        <w:t>_</w:t>
+        <w:t/>
       </w:r>
       <w:proofErr w:type="gramStart"/>
       <w:r>
@@ -4474,7 +4474,7 @@
           <w:szCs w:val="14"/>
           <w:lang w:val="fr-FR"/>
         </w:rPr>
-        <w:t>CIVILITE }</w:t>
+        <w:t/>
       </w:r>
       <w:proofErr w:type="gramEnd"/>
       <w:r>
@@ -4485,7 +4485,7 @@
           <w:szCs w:val="14"/>
           <w:lang w:val="fr-FR"/>
         </w:rPr>
-        <w:t xml:space="preserve">} </w:t>
+        <w:t xml:space="preserve"/>
       </w:r>
       <w:proofErr w:type="gramStart"/>
       <w:r>
@@ -4496,7 +4496,7 @@
           <w:szCs w:val="14"/>
           <w:lang w:val="fr-FR"/>
         </w:rPr>
-        <w:t>{{ ASSOCIE</w:t>
+        <w:t/>
       </w:r>
       <w:proofErr w:type="gramEnd"/>
       <w:r>
@@ -4507,7 +4507,7 @@
           <w:szCs w:val="14"/>
           <w:lang w:val="fr-FR"/>
         </w:rPr>
-        <w:t>_</w:t>
+        <w:t/>
       </w:r>
       <w:proofErr w:type="gramStart"/>
       <w:r>
@@ -4518,7 +4518,7 @@
           <w:szCs w:val="14"/>
           <w:lang w:val="fr-FR"/>
         </w:rPr>
-        <w:t>PRENOM }</w:t>
+        <w:t/>
       </w:r>
       <w:proofErr w:type="gramEnd"/>
       <w:r>
@@ -4529,7 +4529,7 @@
           <w:szCs w:val="14"/>
           <w:lang w:val="fr-FR"/>
         </w:rPr>
-        <w:t xml:space="preserve">} </w:t>
+        <w:t xml:space="preserve"/>
       </w:r>
       <w:proofErr w:type="gramStart"/>
       <w:r>
@@ -4540,7 +4540,7 @@
           <w:szCs w:val="14"/>
           <w:lang w:val="fr-FR"/>
         </w:rPr>
-        <w:t>{{ ASSOCIE</w:t>
+        <w:t/>
       </w:r>
       <w:proofErr w:type="gramEnd"/>
       <w:r>
@@ -4551,7 +4551,7 @@
           <w:szCs w:val="14"/>
           <w:lang w:val="fr-FR"/>
         </w:rPr>
-        <w:t>_</w:t>
+        <w:t/>
       </w:r>
       <w:proofErr w:type="gramStart"/>
       <w:r>
@@ -4562,7 +4562,7 @@
           <w:szCs w:val="14"/>
           <w:lang w:val="fr-FR"/>
         </w:rPr>
-        <w:t>NOM }</w:t>
+        <w:t/>
       </w:r>
       <w:proofErr w:type="gramEnd"/>
       <w:r>
@@ -4573,7 +4573,7 @@
           <w:szCs w:val="14"/>
           <w:lang w:val="fr-FR"/>
         </w:rPr>
-        <w:t xml:space="preserve">}, agissant en qualité de gérant de la société « </w:t>
+        <w:t xml:space="preserve"/>
       </w:r>
       <w:proofErr w:type="gramStart"/>
       <w:r>
@@ -4584,7 +4584,7 @@
           <w:szCs w:val="14"/>
           <w:lang w:val="fr-FR"/>
         </w:rPr>
-        <w:t>{{ SOCIETE</w:t>
+        <w:t/>
       </w:r>
       <w:proofErr w:type="gramEnd"/>
       <w:r>
@@ -4595,7 +4595,7 @@
           <w:szCs w:val="14"/>
           <w:lang w:val="fr-FR"/>
         </w:rPr>
-        <w:t>_RAISON_</w:t>
+        <w:t/>
       </w:r>
       <w:proofErr w:type="gramStart"/>
       <w:r>
@@ -4606,7 +4606,7 @@
           <w:szCs w:val="14"/>
           <w:lang w:val="fr-FR"/>
         </w:rPr>
-        <w:t>SOCIALE }</w:t>
+        <w:t/>
       </w:r>
       <w:proofErr w:type="gramEnd"/>
       <w:r>
@@ -4617,7 +4617,7 @@
           <w:szCs w:val="14"/>
           <w:lang w:val="fr-FR"/>
         </w:rPr>
-        <w:t xml:space="preserve">} </w:t>
+        <w:t xml:space="preserve"/>
       </w:r>
       <w:proofErr w:type="gramStart"/>
       <w:r>
@@ -4628,7 +4628,7 @@
           <w:szCs w:val="14"/>
           <w:lang w:val="fr-FR"/>
         </w:rPr>
-        <w:t>{{ SOCIETE</w:t>
+        <w:t/>
       </w:r>
       <w:proofErr w:type="gramEnd"/>
       <w:r>
@@ -4639,7 +4639,7 @@
           <w:szCs w:val="14"/>
           <w:lang w:val="fr-FR"/>
         </w:rPr>
-        <w:t>_FORME_</w:t>
+        <w:t/>
       </w:r>
       <w:proofErr w:type="gramStart"/>
       <w:r>
@@ -4650,7 +4650,7 @@
           <w:szCs w:val="14"/>
           <w:lang w:val="fr-FR"/>
         </w:rPr>
-        <w:t>JURIDIQUE }</w:t>
+        <w:t/>
       </w:r>
       <w:proofErr w:type="gramEnd"/>
       <w:r>
@@ -4661,17 +4661,17 @@
           <w:szCs w:val="14"/>
           <w:lang w:val="fr-FR"/>
         </w:rPr>
-        <w:t xml:space="preserve">} </w:t>
-      </w:r>
-      <w:r>
-        <w:rPr>
-          <w:b/>
-          <w:bCs/>
-          <w:sz w:val="14"/>
-          <w:szCs w:val="14"/>
-          <w:lang w:val="fr-FR"/>
-        </w:rPr>
-        <w:t xml:space="preserve">», donne procuration à la Société « CENTIRIO SARLAU », pour   la   réception   de   tous   courriers   ou   notifications   au   nom   de   la   société </w:t>
+        <w:t xml:space="preserve"/>
+      </w:r>
+      <w:r>
+        <w:rPr>
+          <w:b/>
+          <w:bCs/>
+          <w:sz w:val="14"/>
+          <w:szCs w:val="14"/>
+          <w:lang w:val="fr-FR"/>
+        </w:rPr>
+        <w:t xml:space="preserve"/>
       </w:r>
       <w:proofErr w:type="gramStart"/>
       <w:r>
@@ -4682,7 +4682,7 @@
           <w:szCs w:val="14"/>
           <w:lang w:val="fr-FR"/>
         </w:rPr>
-        <w:t>{{ SOCIETE</w:t>
+        <w:t/>
       </w:r>
       <w:proofErr w:type="gramEnd"/>
       <w:r>
@@ -4693,7 +4693,7 @@
           <w:szCs w:val="14"/>
           <w:lang w:val="fr-FR"/>
         </w:rPr>
-        <w:t>_RAISON_</w:t>
+        <w:t/>
       </w:r>
       <w:proofErr w:type="gramStart"/>
       <w:r>
@@ -4704,7 +4704,7 @@
           <w:szCs w:val="14"/>
           <w:lang w:val="fr-FR"/>
         </w:rPr>
-        <w:t>SOCIALE }</w:t>
+        <w:t/>
       </w:r>
       <w:proofErr w:type="gramEnd"/>
       <w:r>
@@ -4715,7 +4715,7 @@
           <w:szCs w:val="14"/>
           <w:lang w:val="fr-FR"/>
         </w:rPr>
-        <w:t xml:space="preserve">} </w:t>
+        <w:t xml:space="preserve"/>
       </w:r>
       <w:proofErr w:type="gramStart"/>
       <w:r>
@@ -4726,7 +4726,7 @@
           <w:szCs w:val="14"/>
           <w:lang w:val="fr-FR"/>
         </w:rPr>
-        <w:t>{{ SOCIETE</w:t>
+        <w:t/>
       </w:r>
       <w:proofErr w:type="gramEnd"/>
       <w:r>
@@ -4737,7 +4737,7 @@
           <w:szCs w:val="14"/>
           <w:lang w:val="fr-FR"/>
         </w:rPr>
-        <w:t>_FORME_</w:t>
+        <w:t/>
       </w:r>
       <w:proofErr w:type="gramStart"/>
       <w:r>
@@ -4748,7 +4748,7 @@
           <w:szCs w:val="14"/>
           <w:lang w:val="fr-FR"/>
         </w:rPr>
-        <w:t>JURIDIQUE }</w:t>
+        <w:t/>
       </w:r>
       <w:proofErr w:type="gramEnd"/>
       <w:r>
@@ -4759,7 +4759,7 @@
           <w:szCs w:val="14"/>
           <w:lang w:val="fr-FR"/>
         </w:rPr>
-        <w:t xml:space="preserve">} </w:t>
+        <w:t xml:space="preserve"/>
       </w:r>
       <w:r>
         <w:rPr>
@@ -4770,7 +4770,7 @@
           <w:szCs w:val="14"/>
           <w:lang w:val="fr-FR"/>
         </w:rPr>
-        <w:t>.</w:t>
+        <w:t/>
       </w:r>
     </w:p>
     <w:p>
@@ -4806,17 +4806,17 @@
           <w:szCs w:val="14"/>
           <w:lang w:val="fr-FR"/>
         </w:rPr>
-        <w:t>Fait à Casablanca, Le :</w:t>
-      </w:r>
-      <w:r>
-        <w:rPr>
-          <w:b/>
-          <w:bCs/>
-          <w:sz w:val="14"/>
-          <w:szCs w:val="14"/>
-          <w:lang w:val="fr-FR"/>
-        </w:rPr>
-        <w:t xml:space="preserve"> </w:t>
+        <w:t>Fait à Casablanca, Le : _CONTRAT_DATE_La Société CENTIRIO SARLAU Représentée par Mr Abdeljalil RIHANALa Société CENTIRIO SARLAU Représentée par Mr Abdeljalil RIHANA</w:t>
+      </w:r>
+      <w:r>
+        <w:rPr>
+          <w:b/>
+          <w:bCs/>
+          <w:sz w:val="14"/>
+          <w:szCs w:val="14"/>
+          <w:lang w:val="fr-FR"/>
+        </w:rPr>
+        <w:t xml:space="preserve"/>
       </w:r>
       <w:proofErr w:type="gramStart"/>
       <w:r>
@@ -4827,7 +4827,7 @@
           <w:szCs w:val="14"/>
           <w:lang w:val="fr-FR"/>
         </w:rPr>
-        <w:t>{{ CONTRAT</w:t>
+        <w:t/>
       </w:r>
       <w:proofErr w:type="gramEnd"/>
       <w:r>
@@ -4838,7 +4838,7 @@
           <w:szCs w:val="14"/>
           <w:lang w:val="fr-FR"/>
         </w:rPr>
-        <w:t>_DATE }}</w:t>
+        <w:t/>
       </w:r>
       <w:r>
         <w:rPr>
@@ -4908,7 +4908,7 @@
                                 <w:szCs w:val="14"/>
                                 <w:lang w:val="fr-FR"/>
                               </w:rPr>
-                              <w:t xml:space="preserve">La Société CENTIRIO SARLAU </w:t>
+                              <w:t xml:space="preserve"/>
                             </w:r>
                           </w:p>
                           <w:p>
@@ -4931,7 +4931,7 @@
                                 <w:szCs w:val="14"/>
                                 <w:lang w:val="fr-FR"/>
                               </w:rPr>
-                              <w:t>Représentée</w:t>
+                              <w:t/>
                             </w:r>
                             <w:r>
                               <w:rPr>
@@ -4942,7 +4942,7 @@
                                 <w:szCs w:val="14"/>
                                 <w:lang w:val="fr-FR"/>
                               </w:rPr>
-                              <w:t xml:space="preserve"> par Mr Abdeljalil </w:t>
+                              <w:t xml:space="preserve"/>
                             </w:r>
                             <w:r>
                               <w:rPr>
@@ -4953,7 +4953,7 @@
                                 <w:szCs w:val="14"/>
                                 <w:lang w:val="fr-FR"/>
                               </w:rPr>
-                              <w:t>RIHANA</w:t>
+                              <w:t/>
                             </w:r>
                           </w:p>
                         </w:txbxContent>
@@ -5003,7 +5003,7 @@
                           <w:szCs w:val="14"/>
                           <w:lang w:val="fr-FR"/>
                         </w:rPr>
-                        <w:t xml:space="preserve">La Société CENTIRIO SARLAU </w:t>
+                        <w:t xml:space="preserve"/>
                       </w:r>
                     </w:p>
                     <w:p>
@@ -5026,7 +5026,7 @@
                           <w:szCs w:val="14"/>
                           <w:lang w:val="fr-FR"/>
                         </w:rPr>
-                        <w:t>Représentée</w:t>
+                        <w:t/>
                       </w:r>
                       <w:r>
                         <w:rPr>
@@ -5037,7 +5037,7 @@
                           <w:szCs w:val="14"/>
                           <w:lang w:val="fr-FR"/>
                         </w:rPr>
-                        <w:t xml:space="preserve"> par Mr Abdeljalil </w:t>
+                        <w:t xml:space="preserve"/>
                       </w:r>
                       <w:r>
                         <w:rPr>
@@ -5048,7 +5048,7 @@
                           <w:szCs w:val="14"/>
                           <w:lang w:val="fr-FR"/>
                         </w:rPr>
-                        <w:t>RIHANA</w:t>
+                        <w:t/>
                       </w:r>
                     </w:p>
                   </w:txbxContent>
@@ -5238,7 +5238,7 @@
                                 <w:szCs w:val="14"/>
                                 <w:lang w:val="fr-FR"/>
                               </w:rPr>
-                              <w:t>{{ SOCIETE</w:t>
+                              <w:t>_SOCIETE_RAISON_SOCIALE_ _SOCIETE_FORME_JURIDIQUE_ Représentée par _ASSOCIE_CIVILITE_ _ASSOCIE_PRENOM_ _ASSOCIE_NOM__SOCIETE_RAISON_SOCIALE_ _SOCIETE_FORME_JURIDIQUE_ Représentée par _ASSOCIE_CIVILITE_ _ASSOCIE_PRENOM_ _ASSOCIE_NOM_</w:t>
                             </w:r>
                             <w:proofErr w:type="gramEnd"/>
                             <w:r>
@@ -5250,7 +5250,7 @@
                                 <w:szCs w:val="14"/>
                                 <w:lang w:val="fr-FR"/>
                               </w:rPr>
-                              <w:t>_RAISON_</w:t>
+                              <w:t/>
                             </w:r>
                             <w:proofErr w:type="gramStart"/>
                             <w:r>
@@ -5262,7 +5262,7 @@
                                 <w:szCs w:val="14"/>
                                 <w:lang w:val="fr-FR"/>
                               </w:rPr>
-                              <w:t>SOCIALE }</w:t>
+                              <w:t/>
                             </w:r>
                             <w:proofErr w:type="gramEnd"/>
                             <w:r>
@@ -5274,7 +5274,7 @@
                                 <w:szCs w:val="14"/>
                                 <w:lang w:val="fr-FR"/>
                               </w:rPr>
-                              <w:t xml:space="preserve">} </w:t>
+                              <w:t xml:space="preserve"/>
                             </w:r>
                             <w:proofErr w:type="gramStart"/>
                             <w:r>
@@ -5286,7 +5286,7 @@
                                 <w:szCs w:val="14"/>
                                 <w:lang w:val="fr-FR"/>
                               </w:rPr>
-                              <w:t>{{ SOCIETE</w:t>
+                              <w:t/>
                             </w:r>
                             <w:proofErr w:type="gramEnd"/>
                             <w:r>
@@ -5298,7 +5298,7 @@
                                 <w:szCs w:val="14"/>
                                 <w:lang w:val="fr-FR"/>
                               </w:rPr>
-                              <w:t>_FORME_</w:t>
+                              <w:t/>
                             </w:r>
                             <w:proofErr w:type="gramStart"/>
                             <w:r>
@@ -5310,7 +5310,7 @@
                                 <w:szCs w:val="14"/>
                                 <w:lang w:val="fr-FR"/>
                               </w:rPr>
-                              <w:t>JURIDIQUE }</w:t>
+                              <w:t/>
                             </w:r>
                             <w:proofErr w:type="gramEnd"/>
                             <w:r>
@@ -5322,7 +5322,7 @@
                                 <w:szCs w:val="14"/>
                                 <w:lang w:val="fr-FR"/>
                               </w:rPr>
-                              <w:t>}</w:t>
+                              <w:t/>
                             </w:r>
                           </w:p>
                           <w:p>
@@ -5344,7 +5344,7 @@
                                 <w:szCs w:val="14"/>
                                 <w:lang w:val="fr-FR"/>
                               </w:rPr>
-                              <w:t xml:space="preserve"> </w:t>
+                              <w:t xml:space="preserve"/>
                             </w:r>
                             <w:r>
                               <w:rPr>
@@ -5355,7 +5355,7 @@
                                 <w:szCs w:val="14"/>
                                 <w:lang w:val="fr-FR"/>
                               </w:rPr>
-                              <w:t>Représentée</w:t>
+                              <w:t/>
                             </w:r>
                             <w:r>
                               <w:rPr>
@@ -5366,7 +5366,7 @@
                                 <w:szCs w:val="14"/>
                                 <w:lang w:val="fr-FR"/>
                               </w:rPr>
-                              <w:t xml:space="preserve"> par </w:t>
+                              <w:t xml:space="preserve"/>
                             </w:r>
                             <w:proofErr w:type="gramStart"/>
                             <w:r>
@@ -5377,7 +5377,7 @@
                                 <w:szCs w:val="14"/>
                                 <w:lang w:val="fr-FR"/>
                               </w:rPr>
-                              <w:t>{{ ASSOCIE</w:t>
+                              <w:t/>
                             </w:r>
                             <w:proofErr w:type="gramEnd"/>
                             <w:r>
@@ -5388,7 +5388,7 @@
                                 <w:szCs w:val="14"/>
                                 <w:lang w:val="fr-FR"/>
                               </w:rPr>
-                              <w:t>_</w:t>
+                              <w:t/>
                             </w:r>
                             <w:proofErr w:type="gramStart"/>
                             <w:r>
@@ -5399,7 +5399,7 @@
                                 <w:szCs w:val="14"/>
                                 <w:lang w:val="fr-FR"/>
                               </w:rPr>
-                              <w:t>CIVILITE }</w:t>
+                              <w:t/>
                             </w:r>
                             <w:proofErr w:type="gramEnd"/>
                             <w:r>
@@ -5410,7 +5410,7 @@
                                 <w:szCs w:val="14"/>
                                 <w:lang w:val="fr-FR"/>
                               </w:rPr>
-                              <w:t xml:space="preserve">} </w:t>
+                              <w:t xml:space="preserve"/>
                             </w:r>
                             <w:proofErr w:type="gramStart"/>
                             <w:r>
@@ -5421,7 +5421,7 @@
                                 <w:szCs w:val="14"/>
                                 <w:lang w:val="fr-FR"/>
                               </w:rPr>
-                              <w:t>{{ ASSOCIE</w:t>
+                              <w:t/>
                             </w:r>
                             <w:proofErr w:type="gramEnd"/>
                             <w:r>
@@ -5432,7 +5432,7 @@
                                 <w:szCs w:val="14"/>
                                 <w:lang w:val="fr-FR"/>
                               </w:rPr>
-                              <w:t>_</w:t>
+                              <w:t/>
                             </w:r>
                             <w:proofErr w:type="gramStart"/>
                             <w:r>
@@ -5443,7 +5443,7 @@
                                 <w:szCs w:val="14"/>
                                 <w:lang w:val="fr-FR"/>
                               </w:rPr>
-                              <w:t>PRENOM }</w:t>
+                              <w:t/>
                             </w:r>
                             <w:proofErr w:type="gramEnd"/>
                             <w:r>
@@ -5454,7 +5454,7 @@
                                 <w:szCs w:val="14"/>
                                 <w:lang w:val="fr-FR"/>
                               </w:rPr>
-                              <w:t xml:space="preserve">} </w:t>
+                              <w:t xml:space="preserve"/>
                             </w:r>
                             <w:proofErr w:type="gramStart"/>
                             <w:r>
@@ -5465,7 +5465,7 @@
                                 <w:szCs w:val="14"/>
                                 <w:lang w:val="fr-FR"/>
                               </w:rPr>
-                              <w:t>{{ ASSOCIE</w:t>
+                              <w:t/>
                             </w:r>
                             <w:proofErr w:type="gramEnd"/>
                             <w:r>
@@ -5476,7 +5476,7 @@
                                 <w:szCs w:val="14"/>
                                 <w:lang w:val="fr-FR"/>
                               </w:rPr>
-                              <w:t>_</w:t>
+                              <w:t/>
                             </w:r>
                             <w:proofErr w:type="gramStart"/>
                             <w:r>
@@ -5487,7 +5487,7 @@
                                 <w:szCs w:val="14"/>
                                 <w:lang w:val="fr-FR"/>
                               </w:rPr>
-                              <w:t>NOM }</w:t>
+                              <w:t/>
                             </w:r>
                             <w:proofErr w:type="gramEnd"/>
                             <w:r>
@@ -5498,7 +5498,7 @@
                                 <w:szCs w:val="14"/>
                                 <w:lang w:val="fr-FR"/>
                               </w:rPr>
-                              <w:t>}</w:t>
+                              <w:t/>
                             </w:r>
                           </w:p>
                         </w:txbxContent>
@@ -5549,7 +5549,7 @@
                           <w:szCs w:val="14"/>
                           <w:lang w:val="fr-FR"/>
                         </w:rPr>
-                        <w:t>{{ SOCIETE</w:t>
+                        <w:t/>
                       </w:r>
                       <w:proofErr w:type="gramEnd"/>
                       <w:r>
@@ -5561,7 +5561,7 @@
                           <w:szCs w:val="14"/>
                           <w:lang w:val="fr-FR"/>
                         </w:rPr>
-                        <w:t>_RAISON_</w:t>
+                        <w:t/>
                       </w:r>
                       <w:proofErr w:type="gramStart"/>
                       <w:r>
@@ -5573,7 +5573,7 @@
                           <w:szCs w:val="14"/>
                           <w:lang w:val="fr-FR"/>
                         </w:rPr>
-                        <w:t>SOCIALE }</w:t>
+                        <w:t/>
                       </w:r>
                       <w:proofErr w:type="gramEnd"/>
                       <w:r>
@@ -5585,7 +5585,7 @@
                           <w:szCs w:val="14"/>
                           <w:lang w:val="fr-FR"/>
                         </w:rPr>
-                        <w:t xml:space="preserve">} </w:t>
+                        <w:t xml:space="preserve"/>
                       </w:r>
                       <w:proofErr w:type="gramStart"/>
                       <w:r>
@@ -5597,7 +5597,7 @@
                           <w:szCs w:val="14"/>
                           <w:lang w:val="fr-FR"/>
                         </w:rPr>
-                        <w:t>{{ SOCIETE</w:t>
+                        <w:t/>
                       </w:r>
                       <w:proofErr w:type="gramEnd"/>
                       <w:r>
@@ -5609,7 +5609,7 @@
                           <w:szCs w:val="14"/>
                           <w:lang w:val="fr-FR"/>
                         </w:rPr>
-                        <w:t>_FORME_</w:t>
+                        <w:t/>
                       </w:r>
                       <w:proofErr w:type="gramStart"/>
                       <w:r>
@@ -5621,7 +5621,7 @@
                           <w:szCs w:val="14"/>
                           <w:lang w:val="fr-FR"/>
                         </w:rPr>
-                        <w:t>JURIDIQUE }</w:t>
+                        <w:t/>
                       </w:r>
                       <w:proofErr w:type="gramEnd"/>
                       <w:r>
@@ -5633,7 +5633,7 @@
                           <w:szCs w:val="14"/>
                           <w:lang w:val="fr-FR"/>
                         </w:rPr>
-                        <w:t>}</w:t>
+                        <w:t/>
                       </w:r>
                     </w:p>
                     <w:p>
@@ -5655,7 +5655,7 @@
                           <w:szCs w:val="14"/>
                           <w:lang w:val="fr-FR"/>
                         </w:rPr>
-                        <w:t xml:space="preserve"> </w:t>
+                        <w:t xml:space="preserve"/>
                       </w:r>
                       <w:r>
                         <w:rPr>
@@ -5666,7 +5666,7 @@
                           <w:szCs w:val="14"/>
                           <w:lang w:val="fr-FR"/>
                         </w:rPr>
-                        <w:t>Représentée</w:t>
+                        <w:t/>
                       </w:r>
                       <w:r>
                         <w:rPr>
@@ -5677,7 +5677,7 @@
                           <w:szCs w:val="14"/>
                           <w:lang w:val="fr-FR"/>
                         </w:rPr>
-                        <w:t xml:space="preserve"> par </w:t>
+                        <w:t xml:space="preserve"/>
                       </w:r>
                       <w:proofErr w:type="gramStart"/>
                       <w:r>
@@ -5688,7 +5688,7 @@
                           <w:szCs w:val="14"/>
                           <w:lang w:val="fr-FR"/>
                         </w:rPr>
-                        <w:t>{{ ASSOCIE</w:t>
+                        <w:t/>
                       </w:r>
                       <w:proofErr w:type="gramEnd"/>
                       <w:r>
@@ -5699,7 +5699,7 @@
                           <w:szCs w:val="14"/>
                           <w:lang w:val="fr-FR"/>
                         </w:rPr>
-                        <w:t>_</w:t>
+                        <w:t/>
                       </w:r>
                       <w:proofErr w:type="gramStart"/>
                       <w:r>
@@ -5710,7 +5710,7 @@
                           <w:szCs w:val="14"/>
                           <w:lang w:val="fr-FR"/>
                         </w:rPr>
-                        <w:t>CIVILITE }</w:t>
+                        <w:t/>
                       </w:r>
                       <w:proofErr w:type="gramEnd"/>
                       <w:r>
@@ -5721,7 +5721,7 @@
                           <w:szCs w:val="14"/>
                           <w:lang w:val="fr-FR"/>
                         </w:rPr>
-                        <w:t xml:space="preserve">} </w:t>
+                        <w:t xml:space="preserve"/>
                       </w:r>
                       <w:proofErr w:type="gramStart"/>
                       <w:r>
@@ -5732,7 +5732,7 @@
                           <w:szCs w:val="14"/>
                           <w:lang w:val="fr-FR"/>
                         </w:rPr>
-                        <w:t>{{ ASSOCIE</w:t>
+                        <w:t/>
                       </w:r>
                       <w:proofErr w:type="gramEnd"/>
                       <w:r>
@@ -5743,7 +5743,7 @@
                           <w:szCs w:val="14"/>
                           <w:lang w:val="fr-FR"/>
                         </w:rPr>
-                        <w:t>_</w:t>
+                        <w:t/>
                       </w:r>
                       <w:proofErr w:type="gramStart"/>
                       <w:r>
@@ -5754,7 +5754,7 @@
                           <w:szCs w:val="14"/>
                           <w:lang w:val="fr-FR"/>
                         </w:rPr>
-                        <w:t>PRENOM }</w:t>
+                        <w:t/>
                       </w:r>
                       <w:proofErr w:type="gramEnd"/>
                       <w:r>
@@ -5765,7 +5765,7 @@
                           <w:szCs w:val="14"/>
                           <w:lang w:val="fr-FR"/>
                         </w:rPr>
-                        <w:t xml:space="preserve">} </w:t>
+                        <w:t xml:space="preserve"/>
                       </w:r>
                       <w:proofErr w:type="gramStart"/>
                       <w:r>
@@ -5776,7 +5776,7 @@
                           <w:szCs w:val="14"/>
                           <w:lang w:val="fr-FR"/>
                         </w:rPr>
-                        <w:t>{{ ASSOCIE</w:t>
+                        <w:t/>
                       </w:r>
                       <w:proofErr w:type="gramEnd"/>
                       <w:r>
@@ -5787,7 +5787,7 @@
                           <w:szCs w:val="14"/>
                           <w:lang w:val="fr-FR"/>
                         </w:rPr>
-                        <w:t>_</w:t>
+                        <w:t/>
                       </w:r>
                       <w:proofErr w:type="gramStart"/>
                       <w:r>
@@ -5798,7 +5798,7 @@
                           <w:szCs w:val="14"/>
                           <w:lang w:val="fr-FR"/>
                         </w:rPr>
-                        <w:t>NOM }</w:t>
+                        <w:t/>
                       </w:r>
                       <w:proofErr w:type="gramEnd"/>
                       <w:r>
@@ -5809,7 +5809,7 @@
                           <w:szCs w:val="14"/>
                           <w:lang w:val="fr-FR"/>
                         </w:rPr>
-                        <w:t>}</w:t>
+                        <w:t/>
                       </w:r>
                     </w:p>
                   </w:txbxContent>
